--- a/451_実装データモデル_行政/docx/451-4_実装データモデル_行政サービス・制度.docx
+++ b/451_実装データモデル_行政/docx/451-4_実装データモデル_行政サービス・制度.docx
@@ -1,6 +1,6 @@
 
 <file path=word/document.xml><?xml version="1.0" encoding="utf-8"?>
-<w:document xmlns:wpc="http://schemas.microsoft.com/office/word/2010/wordprocessingCanvas" xmlns:cx="http://schemas.microsoft.com/office/drawing/2014/chartex" xmlns:cx1="http://schemas.microsoft.com/office/drawing/2015/9/8/chartex" xmlns:cx2="http://schemas.microsoft.com/office/drawing/2015/10/21/chartex" xmlns:cx3="http://schemas.microsoft.com/office/drawing/2016/5/9/chartex" xmlns:cx4="http://schemas.microsoft.com/office/drawing/2016/5/10/chartex" xmlns:cx5="http://schemas.microsoft.com/office/drawing/2016/5/11/chartex" xmlns:cx6="http://schemas.microsoft.com/office/drawing/2016/5/12/chartex" xmlns:cx7="http://schemas.microsoft.com/office/drawing/2016/5/13/chartex" xmlns:cx8="http://schemas.microsoft.com/office/drawing/2016/5/14/chartex" xmlns:mc="http://schemas.openxmlformats.org/markup-compatibility/2006" xmlns:aink="http://schemas.microsoft.com/office/drawing/2016/ink" xmlns:am3d="http://schemas.microsoft.com/office/drawing/2017/model3d" xmlns:o="urn:schemas-microsoft-com:office:office" xmlns:oel="http://schemas.microsoft.com/office/2019/extlst" xmlns:r="http://schemas.openxmlformats.org/officeDocument/2006/relationships" xmlns:m="http://schemas.openxmlformats.org/officeDocument/2006/math" xmlns:v="urn:schemas-microsoft-com:vml" xmlns:wp14="http://schemas.microsoft.com/office/word/2010/wordprocessingDrawing" xmlns:wp="http://schemas.openxmlformats.org/drawingml/2006/wordprocessingDrawing" xmlns:w10="urn:schemas-microsoft-com:office:word" xmlns:w="http://schemas.openxmlformats.org/wordprocessingml/2006/main" xmlns:w14="http://schemas.microsoft.com/office/word/2010/wordml" xmlns:w15="http://schemas.microsoft.com/office/word/2012/wordml" xmlns:w16cex="http://schemas.microsoft.com/office/word/2018/wordml/cex" xmlns:w16cid="http://schemas.microsoft.com/office/word/2016/wordml/cid" xmlns:w16="http://schemas.microsoft.com/office/word/2018/wordml" xmlns:w16sdtdh="http://schemas.microsoft.com/office/word/2020/wordml/sdtdatahash" xmlns:w16se="http://schemas.microsoft.com/office/word/2015/wordml/symex" xmlns:wpg="http://schemas.microsoft.com/office/word/2010/wordprocessingGroup" xmlns:wpi="http://schemas.microsoft.com/office/word/2010/wordprocessingInk" xmlns:wne="http://schemas.microsoft.com/office/word/2006/wordml" xmlns:wps="http://schemas.microsoft.com/office/word/2010/wordprocessingShape" mc:Ignorable="w14 w15 w16se w16cid w16 w16cex w16sdtdh wp14">
+<w:document xmlns:wpc="http://schemas.microsoft.com/office/word/2010/wordprocessingCanvas" xmlns:cx="http://schemas.microsoft.com/office/drawing/2014/chartex" xmlns:cx1="http://schemas.microsoft.com/office/drawing/2015/9/8/chartex" xmlns:cx2="http://schemas.microsoft.com/office/drawing/2015/10/21/chartex" xmlns:cx3="http://schemas.microsoft.com/office/drawing/2016/5/9/chartex" xmlns:cx4="http://schemas.microsoft.com/office/drawing/2016/5/10/chartex" xmlns:cx5="http://schemas.microsoft.com/office/drawing/2016/5/11/chartex" xmlns:cx6="http://schemas.microsoft.com/office/drawing/2016/5/12/chartex" xmlns:cx7="http://schemas.microsoft.com/office/drawing/2016/5/13/chartex" xmlns:cx8="http://schemas.microsoft.com/office/drawing/2016/5/14/chartex" xmlns:mc="http://schemas.openxmlformats.org/markup-compatibility/2006" xmlns:aink="http://schemas.microsoft.com/office/drawing/2016/ink" xmlns:am3d="http://schemas.microsoft.com/office/drawing/2017/model3d" xmlns:o="urn:schemas-microsoft-com:office:office" xmlns:oel="http://schemas.microsoft.com/office/2019/extlst" xmlns:r="http://schemas.openxmlformats.org/officeDocument/2006/relationships" xmlns:m="http://schemas.openxmlformats.org/officeDocument/2006/math" xmlns:v="urn:schemas-microsoft-com:vml" xmlns:wp14="http://schemas.microsoft.com/office/word/2010/wordprocessingDrawing" xmlns:wp="http://schemas.openxmlformats.org/drawingml/2006/wordprocessingDrawing" xmlns:w10="urn:schemas-microsoft-com:office:word" xmlns:w="http://schemas.openxmlformats.org/wordprocessingml/2006/main" xmlns:w14="http://schemas.microsoft.com/office/word/2010/wordml" xmlns:w15="http://schemas.microsoft.com/office/word/2012/wordml" xmlns:w16cex="http://schemas.microsoft.com/office/word/2018/wordml/cex" xmlns:w16cid="http://schemas.microsoft.com/office/word/2016/wordml/cid" xmlns:w16="http://schemas.microsoft.com/office/word/2018/wordml" xmlns:w16du="http://schemas.microsoft.com/office/word/2023/wordml/word16du" xmlns:w16sdtdh="http://schemas.microsoft.com/office/word/2020/wordml/sdtdatahash" xmlns:w16sdtfl="http://schemas.microsoft.com/office/word/2024/wordml/sdtformatlock" xmlns:w16se="http://schemas.microsoft.com/office/word/2015/wordml/symex" xmlns:wpg="http://schemas.microsoft.com/office/word/2010/wordprocessingGroup" xmlns:wpi="http://schemas.microsoft.com/office/word/2010/wordprocessingInk" xmlns:wne="http://schemas.microsoft.com/office/word/2006/wordml" xmlns:wps="http://schemas.microsoft.com/office/word/2010/wordprocessingShape" mc:Ignorable="w14 w15 w16se w16cid w16 w16cex w16sdtdh w16sdtfl w16du wp14">
   <w:body>
     <w:p>
       <w:pPr>
@@ -79,7 +79,7 @@
         <w:rPr>
           <w:rFonts w:hint="eastAsia"/>
         </w:rPr>
-        <w:t>5</w:t>
+        <w:t>6</w:t>
       </w:r>
       <w:r>
         <w:rPr>
@@ -91,7 +91,7 @@
         <w:rPr>
           <w:rFonts w:hint="eastAsia"/>
         </w:rPr>
-        <w:t>7</w:t>
+        <w:t>8</w:t>
       </w:r>
       <w:r>
         <w:rPr>
@@ -103,7 +103,7 @@
         <w:rPr>
           <w:rFonts w:hint="eastAsia"/>
         </w:rPr>
-        <w:t>3</w:t>
+        <w:t>10</w:t>
       </w:r>
       <w:r>
         <w:rPr>
@@ -115,7 +115,7 @@
         <w:rPr>
           <w:rFonts w:hint="eastAsia"/>
         </w:rPr>
-        <w:t>25</w:t>
+        <w:t>06</w:t>
       </w:r>
       <w:r>
         <w:rPr>
@@ -401,12 +401,12 @@
           <w:pPr>
             <w:pStyle w:val="11"/>
             <w:tabs>
-              <w:tab w:val="left" w:pos="1100"/>
+              <w:tab w:val="left" w:pos="1050"/>
             </w:tabs>
             <w:rPr>
               <w:rFonts w:asciiTheme="minorHAnsi" w:eastAsiaTheme="minorEastAsia" w:hAnsiTheme="minorHAnsi" w:cstheme="minorBidi"/>
               <w:noProof/>
-              <w:sz w:val="22"/>
+              <w:sz w:val="21"/>
               <w:szCs w:val="24"/>
               <w14:ligatures w14:val="standardContextual"/>
             </w:rPr>
@@ -420,7 +420,7 @@
           <w:r>
             <w:fldChar w:fldCharType="separate"/>
           </w:r>
-          <w:hyperlink w:anchor="_Toc189557902" w:history="1">
+          <w:hyperlink w:anchor="_Toc231573421" w:history="1">
             <w:r>
               <w:rPr>
                 <w:rStyle w:val="aff0"/>
@@ -432,7 +432,7 @@
               <w:rPr>
                 <w:rFonts w:asciiTheme="minorHAnsi" w:eastAsiaTheme="minorEastAsia" w:hAnsiTheme="minorHAnsi" w:cstheme="minorBidi"/>
                 <w:noProof/>
-                <w:sz w:val="22"/>
+                <w:sz w:val="21"/>
                 <w:szCs w:val="24"/>
                 <w14:ligatures w14:val="standardContextual"/>
               </w:rPr>
@@ -464,7 +464,7 @@
                 <w:noProof/>
                 <w:webHidden/>
               </w:rPr>
-              <w:instrText xml:space="preserve"> PAGEREF _Toc189557902 \h </w:instrText>
+              <w:instrText xml:space="preserve"> PAGEREF _Toc231573421 \h </w:instrText>
             </w:r>
             <w:r>
               <w:rPr>
@@ -499,18 +499,18 @@
           <w:pPr>
             <w:pStyle w:val="21"/>
             <w:tabs>
-              <w:tab w:val="left" w:pos="1320"/>
+              <w:tab w:val="left" w:pos="1260"/>
               <w:tab w:val="right" w:leader="dot" w:pos="8494"/>
             </w:tabs>
             <w:rPr>
               <w:rFonts w:asciiTheme="minorHAnsi" w:eastAsiaTheme="minorEastAsia" w:hAnsiTheme="minorHAnsi" w:cstheme="minorBidi"/>
               <w:noProof/>
-              <w:sz w:val="22"/>
+              <w:sz w:val="21"/>
               <w:szCs w:val="24"/>
               <w14:ligatures w14:val="standardContextual"/>
             </w:rPr>
           </w:pPr>
-          <w:hyperlink w:anchor="_Toc189557903" w:history="1">
+          <w:hyperlink w:anchor="_Toc231573422" w:history="1">
             <w:r>
               <w:rPr>
                 <w:rStyle w:val="aff0"/>
@@ -522,7 +522,7 @@
               <w:rPr>
                 <w:rFonts w:asciiTheme="minorHAnsi" w:eastAsiaTheme="minorEastAsia" w:hAnsiTheme="minorHAnsi" w:cstheme="minorBidi"/>
                 <w:noProof/>
-                <w:sz w:val="22"/>
+                <w:sz w:val="21"/>
                 <w:szCs w:val="24"/>
                 <w14:ligatures w14:val="standardContextual"/>
               </w:rPr>
@@ -554,7 +554,7 @@
                 <w:noProof/>
                 <w:webHidden/>
               </w:rPr>
-              <w:instrText xml:space="preserve"> PAGEREF _Toc189557903 \h </w:instrText>
+              <w:instrText xml:space="preserve"> PAGEREF _Toc231573422 \h </w:instrText>
             </w:r>
             <w:r>
               <w:rPr>
@@ -589,18 +589,18 @@
           <w:pPr>
             <w:pStyle w:val="21"/>
             <w:tabs>
-              <w:tab w:val="left" w:pos="1320"/>
+              <w:tab w:val="left" w:pos="1260"/>
               <w:tab w:val="right" w:leader="dot" w:pos="8494"/>
             </w:tabs>
             <w:rPr>
               <w:rFonts w:asciiTheme="minorHAnsi" w:eastAsiaTheme="minorEastAsia" w:hAnsiTheme="minorHAnsi" w:cstheme="minorBidi"/>
               <w:noProof/>
-              <w:sz w:val="22"/>
+              <w:sz w:val="21"/>
               <w:szCs w:val="24"/>
               <w14:ligatures w14:val="standardContextual"/>
             </w:rPr>
           </w:pPr>
-          <w:hyperlink w:anchor="_Toc189557904" w:history="1">
+          <w:hyperlink w:anchor="_Toc231573423" w:history="1">
             <w:r>
               <w:rPr>
                 <w:rStyle w:val="aff0"/>
@@ -612,7 +612,7 @@
               <w:rPr>
                 <w:rFonts w:asciiTheme="minorHAnsi" w:eastAsiaTheme="minorEastAsia" w:hAnsiTheme="minorHAnsi" w:cstheme="minorBidi"/>
                 <w:noProof/>
-                <w:sz w:val="22"/>
+                <w:sz w:val="21"/>
                 <w:szCs w:val="24"/>
                 <w14:ligatures w14:val="standardContextual"/>
               </w:rPr>
@@ -644,7 +644,7 @@
                 <w:noProof/>
                 <w:webHidden/>
               </w:rPr>
-              <w:instrText xml:space="preserve"> PAGEREF _Toc189557904 \h </w:instrText>
+              <w:instrText xml:space="preserve"> PAGEREF _Toc231573423 \h </w:instrText>
             </w:r>
             <w:r>
               <w:rPr>
@@ -679,18 +679,18 @@
           <w:pPr>
             <w:pStyle w:val="21"/>
             <w:tabs>
-              <w:tab w:val="left" w:pos="1320"/>
+              <w:tab w:val="left" w:pos="1260"/>
               <w:tab w:val="right" w:leader="dot" w:pos="8494"/>
             </w:tabs>
             <w:rPr>
               <w:rFonts w:asciiTheme="minorHAnsi" w:eastAsiaTheme="minorEastAsia" w:hAnsiTheme="minorHAnsi" w:cstheme="minorBidi"/>
               <w:noProof/>
-              <w:sz w:val="22"/>
+              <w:sz w:val="21"/>
               <w:szCs w:val="24"/>
               <w14:ligatures w14:val="standardContextual"/>
             </w:rPr>
           </w:pPr>
-          <w:hyperlink w:anchor="_Toc189557905" w:history="1">
+          <w:hyperlink w:anchor="_Toc231573424" w:history="1">
             <w:r>
               <w:rPr>
                 <w:rStyle w:val="aff0"/>
@@ -702,7 +702,7 @@
               <w:rPr>
                 <w:rFonts w:asciiTheme="minorHAnsi" w:eastAsiaTheme="minorEastAsia" w:hAnsiTheme="minorHAnsi" w:cstheme="minorBidi"/>
                 <w:noProof/>
-                <w:sz w:val="22"/>
+                <w:sz w:val="21"/>
                 <w:szCs w:val="24"/>
                 <w14:ligatures w14:val="standardContextual"/>
               </w:rPr>
@@ -734,7 +734,7 @@
                 <w:noProof/>
                 <w:webHidden/>
               </w:rPr>
-              <w:instrText xml:space="preserve"> PAGEREF _Toc189557905 \h </w:instrText>
+              <w:instrText xml:space="preserve"> PAGEREF _Toc231573424 \h </w:instrText>
             </w:r>
             <w:r>
               <w:rPr>
@@ -769,17 +769,17 @@
           <w:pPr>
             <w:pStyle w:val="11"/>
             <w:tabs>
-              <w:tab w:val="left" w:pos="1100"/>
+              <w:tab w:val="left" w:pos="1050"/>
             </w:tabs>
             <w:rPr>
               <w:rFonts w:asciiTheme="minorHAnsi" w:eastAsiaTheme="minorEastAsia" w:hAnsiTheme="minorHAnsi" w:cstheme="minorBidi"/>
               <w:noProof/>
-              <w:sz w:val="22"/>
+              <w:sz w:val="21"/>
               <w:szCs w:val="24"/>
               <w14:ligatures w14:val="standardContextual"/>
             </w:rPr>
           </w:pPr>
-          <w:hyperlink w:anchor="_Toc189557906" w:history="1">
+          <w:hyperlink w:anchor="_Toc231573425" w:history="1">
             <w:r>
               <w:rPr>
                 <w:rStyle w:val="aff0"/>
@@ -791,7 +791,7 @@
               <w:rPr>
                 <w:rFonts w:asciiTheme="minorHAnsi" w:eastAsiaTheme="minorEastAsia" w:hAnsiTheme="minorHAnsi" w:cstheme="minorBidi"/>
                 <w:noProof/>
-                <w:sz w:val="22"/>
+                <w:sz w:val="21"/>
                 <w:szCs w:val="24"/>
                 <w14:ligatures w14:val="standardContextual"/>
               </w:rPr>
@@ -823,7 +823,7 @@
                 <w:noProof/>
                 <w:webHidden/>
               </w:rPr>
-              <w:instrText xml:space="preserve"> PAGEREF _Toc189557906 \h </w:instrText>
+              <w:instrText xml:space="preserve"> PAGEREF _Toc231573425 \h </w:instrText>
             </w:r>
             <w:r>
               <w:rPr>
@@ -858,18 +858,18 @@
           <w:pPr>
             <w:pStyle w:val="21"/>
             <w:tabs>
-              <w:tab w:val="left" w:pos="1320"/>
+              <w:tab w:val="left" w:pos="1260"/>
               <w:tab w:val="right" w:leader="dot" w:pos="8494"/>
             </w:tabs>
             <w:rPr>
               <w:rFonts w:asciiTheme="minorHAnsi" w:eastAsiaTheme="minorEastAsia" w:hAnsiTheme="minorHAnsi" w:cstheme="minorBidi"/>
               <w:noProof/>
-              <w:sz w:val="22"/>
+              <w:sz w:val="21"/>
               <w:szCs w:val="24"/>
               <w14:ligatures w14:val="standardContextual"/>
             </w:rPr>
           </w:pPr>
-          <w:hyperlink w:anchor="_Toc189557907" w:history="1">
+          <w:hyperlink w:anchor="_Toc231573426" w:history="1">
             <w:r>
               <w:rPr>
                 <w:rStyle w:val="aff0"/>
@@ -881,7 +881,7 @@
               <w:rPr>
                 <w:rFonts w:asciiTheme="minorHAnsi" w:eastAsiaTheme="minorEastAsia" w:hAnsiTheme="minorHAnsi" w:cstheme="minorBidi"/>
                 <w:noProof/>
-                <w:sz w:val="22"/>
+                <w:sz w:val="21"/>
                 <w:szCs w:val="24"/>
                 <w14:ligatures w14:val="standardContextual"/>
               </w:rPr>
@@ -913,7 +913,7 @@
                 <w:noProof/>
                 <w:webHidden/>
               </w:rPr>
-              <w:instrText xml:space="preserve"> PAGEREF _Toc189557907 \h </w:instrText>
+              <w:instrText xml:space="preserve"> PAGEREF _Toc231573426 \h </w:instrText>
             </w:r>
             <w:r>
               <w:rPr>
@@ -948,18 +948,18 @@
           <w:pPr>
             <w:pStyle w:val="21"/>
             <w:tabs>
-              <w:tab w:val="left" w:pos="1320"/>
+              <w:tab w:val="left" w:pos="1260"/>
               <w:tab w:val="right" w:leader="dot" w:pos="8494"/>
             </w:tabs>
             <w:rPr>
               <w:rFonts w:asciiTheme="minorHAnsi" w:eastAsiaTheme="minorEastAsia" w:hAnsiTheme="minorHAnsi" w:cstheme="minorBidi"/>
               <w:noProof/>
-              <w:sz w:val="22"/>
+              <w:sz w:val="21"/>
               <w:szCs w:val="24"/>
               <w14:ligatures w14:val="standardContextual"/>
             </w:rPr>
           </w:pPr>
-          <w:hyperlink w:anchor="_Toc189557908" w:history="1">
+          <w:hyperlink w:anchor="_Toc231573427" w:history="1">
             <w:r>
               <w:rPr>
                 <w:rStyle w:val="aff0"/>
@@ -971,7 +971,7 @@
               <w:rPr>
                 <w:rFonts w:asciiTheme="minorHAnsi" w:eastAsiaTheme="minorEastAsia" w:hAnsiTheme="minorHAnsi" w:cstheme="minorBidi"/>
                 <w:noProof/>
-                <w:sz w:val="22"/>
+                <w:sz w:val="21"/>
                 <w:szCs w:val="24"/>
                 <w14:ligatures w14:val="standardContextual"/>
               </w:rPr>
@@ -1003,7 +1003,7 @@
                 <w:noProof/>
                 <w:webHidden/>
               </w:rPr>
-              <w:instrText xml:space="preserve"> PAGEREF _Toc189557908 \h </w:instrText>
+              <w:instrText xml:space="preserve"> PAGEREF _Toc231573427 \h </w:instrText>
             </w:r>
             <w:r>
               <w:rPr>
@@ -1038,18 +1038,18 @@
           <w:pPr>
             <w:pStyle w:val="31"/>
             <w:tabs>
-              <w:tab w:val="left" w:pos="1320"/>
+              <w:tab w:val="left" w:pos="1260"/>
               <w:tab w:val="right" w:leader="dot" w:pos="8494"/>
             </w:tabs>
             <w:rPr>
               <w:rFonts w:asciiTheme="minorHAnsi" w:eastAsiaTheme="minorEastAsia" w:hAnsiTheme="minorHAnsi" w:cstheme="minorBidi"/>
               <w:noProof/>
-              <w:sz w:val="22"/>
+              <w:sz w:val="21"/>
               <w:szCs w:val="24"/>
               <w14:ligatures w14:val="standardContextual"/>
             </w:rPr>
           </w:pPr>
-          <w:hyperlink w:anchor="_Toc189557909" w:history="1">
+          <w:hyperlink w:anchor="_Toc231573428" w:history="1">
             <w:r>
               <w:rPr>
                 <w:rStyle w:val="aff0"/>
@@ -1061,7 +1061,7 @@
               <w:rPr>
                 <w:rFonts w:asciiTheme="minorHAnsi" w:eastAsiaTheme="minorEastAsia" w:hAnsiTheme="minorHAnsi" w:cstheme="minorBidi"/>
                 <w:noProof/>
-                <w:sz w:val="22"/>
+                <w:sz w:val="21"/>
                 <w:szCs w:val="24"/>
                 <w14:ligatures w14:val="standardContextual"/>
               </w:rPr>
@@ -1093,7 +1093,7 @@
                 <w:noProof/>
                 <w:webHidden/>
               </w:rPr>
-              <w:instrText xml:space="preserve"> PAGEREF _Toc189557909 \h </w:instrText>
+              <w:instrText xml:space="preserve"> PAGEREF _Toc231573428 \h </w:instrText>
             </w:r>
             <w:r>
               <w:rPr>
@@ -1128,18 +1128,18 @@
           <w:pPr>
             <w:pStyle w:val="31"/>
             <w:tabs>
-              <w:tab w:val="left" w:pos="1320"/>
+              <w:tab w:val="left" w:pos="1260"/>
               <w:tab w:val="right" w:leader="dot" w:pos="8494"/>
             </w:tabs>
             <w:rPr>
               <w:rFonts w:asciiTheme="minorHAnsi" w:eastAsiaTheme="minorEastAsia" w:hAnsiTheme="minorHAnsi" w:cstheme="minorBidi"/>
               <w:noProof/>
-              <w:sz w:val="22"/>
+              <w:sz w:val="21"/>
               <w:szCs w:val="24"/>
               <w14:ligatures w14:val="standardContextual"/>
             </w:rPr>
           </w:pPr>
-          <w:hyperlink w:anchor="_Toc189557910" w:history="1">
+          <w:hyperlink w:anchor="_Toc231573429" w:history="1">
             <w:r>
               <w:rPr>
                 <w:rStyle w:val="aff0"/>
@@ -1151,7 +1151,7 @@
               <w:rPr>
                 <w:rFonts w:asciiTheme="minorHAnsi" w:eastAsiaTheme="minorEastAsia" w:hAnsiTheme="minorHAnsi" w:cstheme="minorBidi"/>
                 <w:noProof/>
-                <w:sz w:val="22"/>
+                <w:sz w:val="21"/>
                 <w:szCs w:val="24"/>
                 <w14:ligatures w14:val="standardContextual"/>
               </w:rPr>
@@ -1183,7 +1183,7 @@
                 <w:noProof/>
                 <w:webHidden/>
               </w:rPr>
-              <w:instrText xml:space="preserve"> PAGEREF _Toc189557910 \h </w:instrText>
+              <w:instrText xml:space="preserve"> PAGEREF _Toc231573429 \h </w:instrText>
             </w:r>
             <w:r>
               <w:rPr>
@@ -1218,18 +1218,18 @@
           <w:pPr>
             <w:pStyle w:val="31"/>
             <w:tabs>
-              <w:tab w:val="left" w:pos="1320"/>
+              <w:tab w:val="left" w:pos="1260"/>
               <w:tab w:val="right" w:leader="dot" w:pos="8494"/>
             </w:tabs>
             <w:rPr>
               <w:rFonts w:asciiTheme="minorHAnsi" w:eastAsiaTheme="minorEastAsia" w:hAnsiTheme="minorHAnsi" w:cstheme="minorBidi"/>
               <w:noProof/>
-              <w:sz w:val="22"/>
+              <w:sz w:val="21"/>
               <w:szCs w:val="24"/>
               <w14:ligatures w14:val="standardContextual"/>
             </w:rPr>
           </w:pPr>
-          <w:hyperlink w:anchor="_Toc189557911" w:history="1">
+          <w:hyperlink w:anchor="_Toc231573430" w:history="1">
             <w:r>
               <w:rPr>
                 <w:rStyle w:val="aff0"/>
@@ -1241,7 +1241,7 @@
               <w:rPr>
                 <w:rFonts w:asciiTheme="minorHAnsi" w:eastAsiaTheme="minorEastAsia" w:hAnsiTheme="minorHAnsi" w:cstheme="minorBidi"/>
                 <w:noProof/>
-                <w:sz w:val="22"/>
+                <w:sz w:val="21"/>
                 <w:szCs w:val="24"/>
                 <w14:ligatures w14:val="standardContextual"/>
               </w:rPr>
@@ -1273,7 +1273,7 @@
                 <w:noProof/>
                 <w:webHidden/>
               </w:rPr>
-              <w:instrText xml:space="preserve"> PAGEREF _Toc189557911 \h </w:instrText>
+              <w:instrText xml:space="preserve"> PAGEREF _Toc231573430 \h </w:instrText>
             </w:r>
             <w:r>
               <w:rPr>
@@ -1308,18 +1308,18 @@
           <w:pPr>
             <w:pStyle w:val="31"/>
             <w:tabs>
-              <w:tab w:val="left" w:pos="1320"/>
+              <w:tab w:val="left" w:pos="1260"/>
               <w:tab w:val="right" w:leader="dot" w:pos="8494"/>
             </w:tabs>
             <w:rPr>
               <w:rFonts w:asciiTheme="minorHAnsi" w:eastAsiaTheme="minorEastAsia" w:hAnsiTheme="minorHAnsi" w:cstheme="minorBidi"/>
               <w:noProof/>
-              <w:sz w:val="22"/>
+              <w:sz w:val="21"/>
               <w:szCs w:val="24"/>
               <w14:ligatures w14:val="standardContextual"/>
             </w:rPr>
           </w:pPr>
-          <w:hyperlink w:anchor="_Toc189557912" w:history="1">
+          <w:hyperlink w:anchor="_Toc231573431" w:history="1">
             <w:r>
               <w:rPr>
                 <w:rStyle w:val="aff0"/>
@@ -1331,7 +1331,7 @@
               <w:rPr>
                 <w:rFonts w:asciiTheme="minorHAnsi" w:eastAsiaTheme="minorEastAsia" w:hAnsiTheme="minorHAnsi" w:cstheme="minorBidi"/>
                 <w:noProof/>
-                <w:sz w:val="22"/>
+                <w:sz w:val="21"/>
                 <w:szCs w:val="24"/>
                 <w14:ligatures w14:val="standardContextual"/>
               </w:rPr>
@@ -1363,7 +1363,7 @@
                 <w:noProof/>
                 <w:webHidden/>
               </w:rPr>
-              <w:instrText xml:space="preserve"> PAGEREF _Toc189557912 \h </w:instrText>
+              <w:instrText xml:space="preserve"> PAGEREF _Toc231573431 \h </w:instrText>
             </w:r>
             <w:r>
               <w:rPr>
@@ -1398,17 +1398,17 @@
           <w:pPr>
             <w:pStyle w:val="11"/>
             <w:tabs>
-              <w:tab w:val="left" w:pos="1100"/>
+              <w:tab w:val="left" w:pos="1050"/>
             </w:tabs>
             <w:rPr>
               <w:rFonts w:asciiTheme="minorHAnsi" w:eastAsiaTheme="minorEastAsia" w:hAnsiTheme="minorHAnsi" w:cstheme="minorBidi"/>
               <w:noProof/>
-              <w:sz w:val="22"/>
+              <w:sz w:val="21"/>
               <w:szCs w:val="24"/>
               <w14:ligatures w14:val="standardContextual"/>
             </w:rPr>
           </w:pPr>
-          <w:hyperlink w:anchor="_Toc189557913" w:history="1">
+          <w:hyperlink w:anchor="_Toc231573432" w:history="1">
             <w:r>
               <w:rPr>
                 <w:rStyle w:val="aff0"/>
@@ -1420,7 +1420,7 @@
               <w:rPr>
                 <w:rFonts w:asciiTheme="minorHAnsi" w:eastAsiaTheme="minorEastAsia" w:hAnsiTheme="minorHAnsi" w:cstheme="minorBidi"/>
                 <w:noProof/>
-                <w:sz w:val="22"/>
+                <w:sz w:val="21"/>
                 <w:szCs w:val="24"/>
                 <w14:ligatures w14:val="standardContextual"/>
               </w:rPr>
@@ -1452,7 +1452,7 @@
                 <w:noProof/>
                 <w:webHidden/>
               </w:rPr>
-              <w:instrText xml:space="preserve"> PAGEREF _Toc189557913 \h </w:instrText>
+              <w:instrText xml:space="preserve"> PAGEREF _Toc231573432 \h </w:instrText>
             </w:r>
             <w:r>
               <w:rPr>
@@ -1487,18 +1487,18 @@
           <w:pPr>
             <w:pStyle w:val="21"/>
             <w:tabs>
-              <w:tab w:val="left" w:pos="1320"/>
+              <w:tab w:val="left" w:pos="1260"/>
               <w:tab w:val="right" w:leader="dot" w:pos="8494"/>
             </w:tabs>
             <w:rPr>
               <w:rFonts w:asciiTheme="minorHAnsi" w:eastAsiaTheme="minorEastAsia" w:hAnsiTheme="minorHAnsi" w:cstheme="minorBidi"/>
               <w:noProof/>
-              <w:sz w:val="22"/>
+              <w:sz w:val="21"/>
               <w:szCs w:val="24"/>
               <w14:ligatures w14:val="standardContextual"/>
             </w:rPr>
           </w:pPr>
-          <w:hyperlink w:anchor="_Toc189557914" w:history="1">
+          <w:hyperlink w:anchor="_Toc231573433" w:history="1">
             <w:r>
               <w:rPr>
                 <w:rStyle w:val="aff0"/>
@@ -1510,7 +1510,7 @@
               <w:rPr>
                 <w:rFonts w:asciiTheme="minorHAnsi" w:eastAsiaTheme="minorEastAsia" w:hAnsiTheme="minorHAnsi" w:cstheme="minorBidi"/>
                 <w:noProof/>
-                <w:sz w:val="22"/>
+                <w:sz w:val="21"/>
                 <w:szCs w:val="24"/>
                 <w14:ligatures w14:val="standardContextual"/>
               </w:rPr>
@@ -1542,7 +1542,7 @@
                 <w:noProof/>
                 <w:webHidden/>
               </w:rPr>
-              <w:instrText xml:space="preserve"> PAGEREF _Toc189557914 \h </w:instrText>
+              <w:instrText xml:space="preserve"> PAGEREF _Toc231573433 \h </w:instrText>
             </w:r>
             <w:r>
               <w:rPr>
@@ -1577,18 +1577,18 @@
           <w:pPr>
             <w:pStyle w:val="21"/>
             <w:tabs>
-              <w:tab w:val="left" w:pos="1320"/>
+              <w:tab w:val="left" w:pos="1260"/>
               <w:tab w:val="right" w:leader="dot" w:pos="8494"/>
             </w:tabs>
             <w:rPr>
               <w:rFonts w:asciiTheme="minorHAnsi" w:eastAsiaTheme="minorEastAsia" w:hAnsiTheme="minorHAnsi" w:cstheme="minorBidi"/>
               <w:noProof/>
-              <w:sz w:val="22"/>
+              <w:sz w:val="21"/>
               <w:szCs w:val="24"/>
               <w14:ligatures w14:val="standardContextual"/>
             </w:rPr>
           </w:pPr>
-          <w:hyperlink w:anchor="_Toc189557915" w:history="1">
+          <w:hyperlink w:anchor="_Toc231573434" w:history="1">
             <w:r>
               <w:rPr>
                 <w:rStyle w:val="aff0"/>
@@ -1600,7 +1600,7 @@
               <w:rPr>
                 <w:rFonts w:asciiTheme="minorHAnsi" w:eastAsiaTheme="minorEastAsia" w:hAnsiTheme="minorHAnsi" w:cstheme="minorBidi"/>
                 <w:noProof/>
-                <w:sz w:val="22"/>
+                <w:sz w:val="21"/>
                 <w:szCs w:val="24"/>
                 <w14:ligatures w14:val="standardContextual"/>
               </w:rPr>
@@ -1632,7 +1632,7 @@
                 <w:noProof/>
                 <w:webHidden/>
               </w:rPr>
-              <w:instrText xml:space="preserve"> PAGEREF _Toc189557915 \h </w:instrText>
+              <w:instrText xml:space="preserve"> PAGEREF _Toc231573434 \h </w:instrText>
             </w:r>
             <w:r>
               <w:rPr>
@@ -1667,17 +1667,17 @@
           <w:pPr>
             <w:pStyle w:val="11"/>
             <w:tabs>
-              <w:tab w:val="left" w:pos="1100"/>
+              <w:tab w:val="left" w:pos="1050"/>
             </w:tabs>
             <w:rPr>
               <w:rFonts w:asciiTheme="minorHAnsi" w:eastAsiaTheme="minorEastAsia" w:hAnsiTheme="minorHAnsi" w:cstheme="minorBidi"/>
               <w:noProof/>
-              <w:sz w:val="22"/>
+              <w:sz w:val="21"/>
               <w:szCs w:val="24"/>
               <w14:ligatures w14:val="standardContextual"/>
             </w:rPr>
           </w:pPr>
-          <w:hyperlink w:anchor="_Toc189557916" w:history="1">
+          <w:hyperlink w:anchor="_Toc231573435" w:history="1">
             <w:r>
               <w:rPr>
                 <w:rStyle w:val="aff0"/>
@@ -1689,7 +1689,7 @@
               <w:rPr>
                 <w:rFonts w:asciiTheme="minorHAnsi" w:eastAsiaTheme="minorEastAsia" w:hAnsiTheme="minorHAnsi" w:cstheme="minorBidi"/>
                 <w:noProof/>
-                <w:sz w:val="22"/>
+                <w:sz w:val="21"/>
                 <w:szCs w:val="24"/>
                 <w14:ligatures w14:val="standardContextual"/>
               </w:rPr>
@@ -1721,7 +1721,7 @@
                 <w:noProof/>
                 <w:webHidden/>
               </w:rPr>
-              <w:instrText xml:space="preserve"> PAGEREF _Toc189557916 \h </w:instrText>
+              <w:instrText xml:space="preserve"> PAGEREF _Toc231573435 \h </w:instrText>
             </w:r>
             <w:r>
               <w:rPr>
@@ -1756,18 +1756,18 @@
           <w:pPr>
             <w:pStyle w:val="21"/>
             <w:tabs>
-              <w:tab w:val="left" w:pos="1320"/>
+              <w:tab w:val="left" w:pos="1260"/>
               <w:tab w:val="right" w:leader="dot" w:pos="8494"/>
             </w:tabs>
             <w:rPr>
               <w:rFonts w:asciiTheme="minorHAnsi" w:eastAsiaTheme="minorEastAsia" w:hAnsiTheme="minorHAnsi" w:cstheme="minorBidi"/>
               <w:noProof/>
-              <w:sz w:val="22"/>
+              <w:sz w:val="21"/>
               <w:szCs w:val="24"/>
               <w14:ligatures w14:val="standardContextual"/>
             </w:rPr>
           </w:pPr>
-          <w:hyperlink w:anchor="_Toc189557917" w:history="1">
+          <w:hyperlink w:anchor="_Toc231573436" w:history="1">
             <w:r>
               <w:rPr>
                 <w:rStyle w:val="aff0"/>
@@ -1779,7 +1779,7 @@
               <w:rPr>
                 <w:rFonts w:asciiTheme="minorHAnsi" w:eastAsiaTheme="minorEastAsia" w:hAnsiTheme="minorHAnsi" w:cstheme="minorBidi"/>
                 <w:noProof/>
-                <w:sz w:val="22"/>
+                <w:sz w:val="21"/>
                 <w:szCs w:val="24"/>
                 <w14:ligatures w14:val="standardContextual"/>
               </w:rPr>
@@ -1811,7 +1811,7 @@
                 <w:noProof/>
                 <w:webHidden/>
               </w:rPr>
-              <w:instrText xml:space="preserve"> PAGEREF _Toc189557917 \h </w:instrText>
+              <w:instrText xml:space="preserve"> PAGEREF _Toc231573436 \h </w:instrText>
             </w:r>
             <w:r>
               <w:rPr>
@@ -1846,17 +1846,17 @@
           <w:pPr>
             <w:pStyle w:val="11"/>
             <w:tabs>
-              <w:tab w:val="left" w:pos="1100"/>
+              <w:tab w:val="left" w:pos="1050"/>
             </w:tabs>
             <w:rPr>
               <w:rFonts w:asciiTheme="minorHAnsi" w:eastAsiaTheme="minorEastAsia" w:hAnsiTheme="minorHAnsi" w:cstheme="minorBidi"/>
               <w:noProof/>
-              <w:sz w:val="22"/>
+              <w:sz w:val="21"/>
               <w:szCs w:val="24"/>
               <w14:ligatures w14:val="standardContextual"/>
             </w:rPr>
           </w:pPr>
-          <w:hyperlink w:anchor="_Toc189557918" w:history="1">
+          <w:hyperlink w:anchor="_Toc231573437" w:history="1">
             <w:r>
               <w:rPr>
                 <w:rStyle w:val="aff0"/>
@@ -1868,7 +1868,7 @@
               <w:rPr>
                 <w:rFonts w:asciiTheme="minorHAnsi" w:eastAsiaTheme="minorEastAsia" w:hAnsiTheme="minorHAnsi" w:cstheme="minorBidi"/>
                 <w:noProof/>
-                <w:sz w:val="22"/>
+                <w:sz w:val="21"/>
                 <w:szCs w:val="24"/>
                 <w14:ligatures w14:val="standardContextual"/>
               </w:rPr>
@@ -1900,7 +1900,7 @@
                 <w:noProof/>
                 <w:webHidden/>
               </w:rPr>
-              <w:instrText xml:space="preserve"> PAGEREF _Toc189557918 \h </w:instrText>
+              <w:instrText xml:space="preserve"> PAGEREF _Toc231573437 \h </w:instrText>
             </w:r>
             <w:r>
               <w:rPr>
@@ -1935,18 +1935,18 @@
           <w:pPr>
             <w:pStyle w:val="21"/>
             <w:tabs>
-              <w:tab w:val="left" w:pos="1320"/>
+              <w:tab w:val="left" w:pos="1260"/>
               <w:tab w:val="right" w:leader="dot" w:pos="8494"/>
             </w:tabs>
             <w:rPr>
               <w:rFonts w:asciiTheme="minorHAnsi" w:eastAsiaTheme="minorEastAsia" w:hAnsiTheme="minorHAnsi" w:cstheme="minorBidi"/>
               <w:noProof/>
-              <w:sz w:val="22"/>
+              <w:sz w:val="21"/>
               <w:szCs w:val="24"/>
               <w14:ligatures w14:val="standardContextual"/>
             </w:rPr>
           </w:pPr>
-          <w:hyperlink w:anchor="_Toc189557919" w:history="1">
+          <w:hyperlink w:anchor="_Toc231573438" w:history="1">
             <w:r>
               <w:rPr>
                 <w:rStyle w:val="aff0"/>
@@ -1958,7 +1958,7 @@
               <w:rPr>
                 <w:rFonts w:asciiTheme="minorHAnsi" w:eastAsiaTheme="minorEastAsia" w:hAnsiTheme="minorHAnsi" w:cstheme="minorBidi"/>
                 <w:noProof/>
-                <w:sz w:val="22"/>
+                <w:sz w:val="21"/>
                 <w:szCs w:val="24"/>
                 <w14:ligatures w14:val="standardContextual"/>
               </w:rPr>
@@ -1990,7 +1990,7 @@
                 <w:noProof/>
                 <w:webHidden/>
               </w:rPr>
-              <w:instrText xml:space="preserve"> PAGEREF _Toc189557919 \h </w:instrText>
+              <w:instrText xml:space="preserve"> PAGEREF _Toc231573438 \h </w:instrText>
             </w:r>
             <w:r>
               <w:rPr>
@@ -2025,18 +2025,18 @@
           <w:pPr>
             <w:pStyle w:val="21"/>
             <w:tabs>
-              <w:tab w:val="left" w:pos="1320"/>
+              <w:tab w:val="left" w:pos="1260"/>
               <w:tab w:val="right" w:leader="dot" w:pos="8494"/>
             </w:tabs>
             <w:rPr>
               <w:rFonts w:asciiTheme="minorHAnsi" w:eastAsiaTheme="minorEastAsia" w:hAnsiTheme="minorHAnsi" w:cstheme="minorBidi"/>
               <w:noProof/>
-              <w:sz w:val="22"/>
+              <w:sz w:val="21"/>
               <w:szCs w:val="24"/>
               <w14:ligatures w14:val="standardContextual"/>
             </w:rPr>
           </w:pPr>
-          <w:hyperlink w:anchor="_Toc189557920" w:history="1">
+          <w:hyperlink w:anchor="_Toc231573439" w:history="1">
             <w:r>
               <w:rPr>
                 <w:rStyle w:val="aff0"/>
@@ -2048,7 +2048,7 @@
               <w:rPr>
                 <w:rFonts w:asciiTheme="minorHAnsi" w:eastAsiaTheme="minorEastAsia" w:hAnsiTheme="minorHAnsi" w:cstheme="minorBidi"/>
                 <w:noProof/>
-                <w:sz w:val="22"/>
+                <w:sz w:val="21"/>
                 <w:szCs w:val="24"/>
                 <w14:ligatures w14:val="standardContextual"/>
               </w:rPr>
@@ -2080,7 +2080,7 @@
                 <w:noProof/>
                 <w:webHidden/>
               </w:rPr>
-              <w:instrText xml:space="preserve"> PAGEREF _Toc189557920 \h </w:instrText>
+              <w:instrText xml:space="preserve"> PAGEREF _Toc231573439 \h </w:instrText>
             </w:r>
             <w:r>
               <w:rPr>
@@ -2115,17 +2115,17 @@
           <w:pPr>
             <w:pStyle w:val="11"/>
             <w:tabs>
-              <w:tab w:val="left" w:pos="1100"/>
+              <w:tab w:val="left" w:pos="1050"/>
             </w:tabs>
             <w:rPr>
               <w:rFonts w:asciiTheme="minorHAnsi" w:eastAsiaTheme="minorEastAsia" w:hAnsiTheme="minorHAnsi" w:cstheme="minorBidi"/>
               <w:noProof/>
-              <w:sz w:val="22"/>
+              <w:sz w:val="21"/>
               <w:szCs w:val="24"/>
               <w14:ligatures w14:val="standardContextual"/>
             </w:rPr>
           </w:pPr>
-          <w:hyperlink w:anchor="_Toc189557921" w:history="1">
+          <w:hyperlink w:anchor="_Toc231573440" w:history="1">
             <w:r>
               <w:rPr>
                 <w:rStyle w:val="aff0"/>
@@ -2137,7 +2137,7 @@
               <w:rPr>
                 <w:rFonts w:asciiTheme="minorHAnsi" w:eastAsiaTheme="minorEastAsia" w:hAnsiTheme="minorHAnsi" w:cstheme="minorBidi"/>
                 <w:noProof/>
-                <w:sz w:val="22"/>
+                <w:sz w:val="21"/>
                 <w:szCs w:val="24"/>
                 <w14:ligatures w14:val="standardContextual"/>
               </w:rPr>
@@ -2169,7 +2169,7 @@
                 <w:noProof/>
                 <w:webHidden/>
               </w:rPr>
-              <w:instrText xml:space="preserve"> PAGEREF _Toc189557921 \h </w:instrText>
+              <w:instrText xml:space="preserve"> PAGEREF _Toc231573440 \h </w:instrText>
             </w:r>
             <w:r>
               <w:rPr>
@@ -2204,17 +2204,17 @@
           <w:pPr>
             <w:pStyle w:val="11"/>
             <w:tabs>
-              <w:tab w:val="left" w:pos="1100"/>
+              <w:tab w:val="left" w:pos="1050"/>
             </w:tabs>
             <w:rPr>
               <w:rFonts w:asciiTheme="minorHAnsi" w:eastAsiaTheme="minorEastAsia" w:hAnsiTheme="minorHAnsi" w:cstheme="minorBidi"/>
               <w:noProof/>
-              <w:sz w:val="22"/>
+              <w:sz w:val="21"/>
               <w:szCs w:val="24"/>
               <w14:ligatures w14:val="standardContextual"/>
             </w:rPr>
           </w:pPr>
-          <w:hyperlink w:anchor="_Toc189557922" w:history="1">
+          <w:hyperlink w:anchor="_Toc231573441" w:history="1">
             <w:r>
               <w:rPr>
                 <w:rStyle w:val="aff0"/>
@@ -2226,7 +2226,7 @@
               <w:rPr>
                 <w:rFonts w:asciiTheme="minorHAnsi" w:eastAsiaTheme="minorEastAsia" w:hAnsiTheme="minorHAnsi" w:cstheme="minorBidi"/>
                 <w:noProof/>
-                <w:sz w:val="22"/>
+                <w:sz w:val="21"/>
                 <w:szCs w:val="24"/>
                 <w14:ligatures w14:val="standardContextual"/>
               </w:rPr>
@@ -2258,7 +2258,7 @@
                 <w:noProof/>
                 <w:webHidden/>
               </w:rPr>
-              <w:instrText xml:space="preserve"> PAGEREF _Toc189557922 \h </w:instrText>
+              <w:instrText xml:space="preserve"> PAGEREF _Toc231573441 \h </w:instrText>
             </w:r>
             <w:r>
               <w:rPr>
@@ -2325,7 +2325,7 @@
         <w:spacing w:before="360"/>
         <w:ind w:left="360"/>
       </w:pPr>
-      <w:bookmarkStart w:id="10" w:name="_Toc189557902"/>
+      <w:bookmarkStart w:id="10" w:name="_Toc231573421"/>
       <w:r>
         <w:rPr>
           <w:rFonts w:hint="eastAsia"/>
@@ -2342,7 +2342,7 @@
         <w:ind w:left="530"/>
       </w:pPr>
       <w:bookmarkStart w:id="11" w:name="_Toc16753973"/>
-      <w:bookmarkStart w:id="12" w:name="_Toc189557903"/>
+      <w:bookmarkStart w:id="12" w:name="_Toc231573422"/>
       <w:bookmarkEnd w:id="11"/>
       <w:r>
         <w:rPr>
@@ -2446,7 +2446,7 @@
                     </pic:cNvPicPr>
                   </pic:nvPicPr>
                   <pic:blipFill>
-                    <a:blip r:embed="rId8">
+                    <a:blip r:embed="rId11">
                       <a:extLst>
                         <a:ext uri="{28A0092B-C50C-407E-A947-70E740481C1C}">
                           <a14:useLocalDpi xmlns:a14="http://schemas.microsoft.com/office/drawing/2010/main" val="0"/>
@@ -2546,7 +2546,7 @@
         </w:rPr>
         <w:t xml:space="preserve">　</w:t>
       </w:r>
-      <w:bookmarkStart w:id="13" w:name="_Toc189557904"/>
+      <w:bookmarkStart w:id="13" w:name="_Toc231573423"/>
       <w:r>
         <w:rPr>
           <w:rFonts w:hint="eastAsia"/>
@@ -3094,7 +3094,7 @@
         <w:pStyle w:val="2"/>
         <w:spacing w:before="360"/>
       </w:pPr>
-      <w:bookmarkStart w:id="14" w:name="_Toc189557905"/>
+      <w:bookmarkStart w:id="14" w:name="_Toc231573424"/>
       <w:r>
         <w:rPr>
           <w:rFonts w:hint="eastAsia"/>
@@ -3544,7 +3544,7 @@
         <w:pStyle w:val="1"/>
         <w:spacing w:before="360"/>
       </w:pPr>
-      <w:bookmarkStart w:id="15" w:name="_Toc189557906"/>
+      <w:bookmarkStart w:id="15" w:name="_Toc231573425"/>
       <w:r>
         <w:rPr>
           <w:rFonts w:hint="eastAsia"/>
@@ -3558,7 +3558,7 @@
         <w:pStyle w:val="2"/>
         <w:spacing w:before="360"/>
       </w:pPr>
-      <w:bookmarkStart w:id="16" w:name="_Toc189557907"/>
+      <w:bookmarkStart w:id="16" w:name="_Toc231573426"/>
       <w:r>
         <w:rPr>
           <w:rFonts w:hint="eastAsia"/>
@@ -3588,7 +3588,7 @@
         <w:pStyle w:val="2"/>
         <w:spacing w:before="360"/>
       </w:pPr>
-      <w:bookmarkStart w:id="17" w:name="_Toc189557908"/>
+      <w:bookmarkStart w:id="17" w:name="_Toc231573427"/>
       <w:bookmarkStart w:id="18" w:name="_Toc10185902"/>
       <w:r>
         <w:rPr>
@@ -3723,7 +3723,7 @@
                     </pic:cNvPicPr>
                   </pic:nvPicPr>
                   <pic:blipFill>
-                    <a:blip r:embed="rId9">
+                    <a:blip r:embed="rId12">
                       <a:extLst>
                         <a:ext uri="{28A0092B-C50C-407E-A947-70E740481C1C}">
                           <a14:useLocalDpi xmlns:a14="http://schemas.microsoft.com/office/drawing/2010/main" val="0"/>
@@ -3810,7 +3810,7 @@
       <w:pPr>
         <w:pStyle w:val="3"/>
       </w:pPr>
-      <w:bookmarkStart w:id="19" w:name="_Toc189557909"/>
+      <w:bookmarkStart w:id="19" w:name="_Toc231573428"/>
       <w:r>
         <w:rPr>
           <w:rFonts w:hint="eastAsia"/>
@@ -3880,7 +3880,7 @@
                     </pic:cNvPicPr>
                   </pic:nvPicPr>
                   <pic:blipFill>
-                    <a:blip r:embed="rId10" cstate="print">
+                    <a:blip r:embed="rId13" cstate="print">
                       <a:extLst>
                         <a:ext uri="{28A0092B-C50C-407E-A947-70E740481C1C}">
                           <a14:useLocalDpi xmlns:a14="http://schemas.microsoft.com/office/drawing/2010/main" val="0"/>
@@ -3967,7 +3967,7 @@
       <w:pPr>
         <w:pStyle w:val="3"/>
       </w:pPr>
-      <w:bookmarkStart w:id="20" w:name="_Toc189557910"/>
+      <w:bookmarkStart w:id="20" w:name="_Toc231573429"/>
       <w:r>
         <w:rPr>
           <w:rFonts w:hint="eastAsia"/>
@@ -4024,7 +4024,7 @@
       <w:pPr>
         <w:pStyle w:val="3"/>
       </w:pPr>
-      <w:bookmarkStart w:id="21" w:name="_Toc189557911"/>
+      <w:bookmarkStart w:id="21" w:name="_Toc231573430"/>
       <w:r>
         <w:rPr>
           <w:rFonts w:hint="eastAsia"/>
@@ -4172,7 +4172,7 @@
       <w:pPr>
         <w:pStyle w:val="3"/>
       </w:pPr>
-      <w:bookmarkStart w:id="22" w:name="_Toc189557912"/>
+      <w:bookmarkStart w:id="22" w:name="_Toc231573431"/>
       <w:r>
         <w:rPr>
           <w:rFonts w:hint="eastAsia"/>
@@ -4260,7 +4260,7 @@
                     </pic:cNvPicPr>
                   </pic:nvPicPr>
                   <pic:blipFill>
-                    <a:blip r:embed="rId11">
+                    <a:blip r:embed="rId14">
                       <a:extLst>
                         <a:ext uri="{28A0092B-C50C-407E-A947-70E740481C1C}">
                           <a14:useLocalDpi xmlns:a14="http://schemas.microsoft.com/office/drawing/2010/main" val="0"/>
@@ -4480,7 +4480,7 @@
         <w:spacing w:before="360"/>
         <w:ind w:left="360"/>
       </w:pPr>
-      <w:bookmarkStart w:id="23" w:name="_Toc189557913"/>
+      <w:bookmarkStart w:id="23" w:name="_Toc231573432"/>
       <w:r>
         <w:rPr>
           <w:rFonts w:hint="eastAsia"/>
@@ -4501,7 +4501,7 @@
         <w:pStyle w:val="2"/>
         <w:spacing w:before="360"/>
       </w:pPr>
-      <w:bookmarkStart w:id="24" w:name="_Toc189557914"/>
+      <w:bookmarkStart w:id="24" w:name="_Toc231573433"/>
       <w:r>
         <w:rPr>
           <w:rFonts w:hint="eastAsia"/>
@@ -4543,16 +4543,18 @@
       </w:r>
     </w:p>
     <w:p>
+      <w:pPr>
+        <w:jc w:val="center"/>
+      </w:pPr>
       <w:r>
         <w:rPr>
           <w:noProof/>
         </w:rPr>
-        <w:lastRenderedPageBreak/>
         <w:drawing>
-          <wp:inline distT="0" distB="0" distL="0" distR="0" wp14:anchorId="3F6BA76C" wp14:editId="1B0EC242">
-            <wp:extent cx="4779312" cy="7746797"/>
-            <wp:effectExtent l="0" t="0" r="2540" b="6985"/>
-            <wp:docPr id="1041161900" name="図 3"/>
+          <wp:inline distT="0" distB="0" distL="0" distR="0" wp14:anchorId="1BB0F307" wp14:editId="254FDA52">
+            <wp:extent cx="998220" cy="6604726"/>
+            <wp:effectExtent l="0" t="0" r="0" b="5715"/>
+            <wp:docPr id="1646498815" name="図 1"/>
             <wp:cNvGraphicFramePr>
               <a:graphicFrameLocks xmlns:a="http://schemas.openxmlformats.org/drawingml/2006/main" noChangeAspect="1"/>
             </wp:cNvGraphicFramePr>
@@ -4560,13 +4562,13 @@
               <a:graphicData uri="http://schemas.openxmlformats.org/drawingml/2006/picture">
                 <pic:pic xmlns:pic="http://schemas.openxmlformats.org/drawingml/2006/picture">
                   <pic:nvPicPr>
-                    <pic:cNvPr id="0" name="Picture 3"/>
+                    <pic:cNvPr id="0" name="Picture 1"/>
                     <pic:cNvPicPr>
                       <a:picLocks noChangeAspect="1" noChangeArrowheads="1"/>
                     </pic:cNvPicPr>
                   </pic:nvPicPr>
                   <pic:blipFill>
-                    <a:blip r:embed="rId12">
+                    <a:blip r:embed="rId15" cstate="print">
                       <a:extLst>
                         <a:ext uri="{28A0092B-C50C-407E-A947-70E740481C1C}">
                           <a14:useLocalDpi xmlns:a14="http://schemas.microsoft.com/office/drawing/2010/main" val="0"/>
@@ -4581,7 +4583,7 @@
                   <pic:spPr bwMode="auto">
                     <a:xfrm>
                       <a:off x="0" y="0"/>
-                      <a:ext cx="4794266" cy="7771036"/>
+                      <a:ext cx="1089889" cy="7211251"/>
                     </a:xfrm>
                     <a:prstGeom prst="rect">
                       <a:avLst/>
@@ -4627,7 +4629,7 @@
         <w:pStyle w:val="2"/>
         <w:spacing w:before="360"/>
       </w:pPr>
-      <w:bookmarkStart w:id="25" w:name="_Toc189557915"/>
+      <w:bookmarkStart w:id="25" w:name="_Toc231573434"/>
       <w:r>
         <w:rPr>
           <w:rFonts w:hint="eastAsia"/>
@@ -5240,7 +5242,25 @@
               <w:rPr>
                 <w:rFonts w:hint="eastAsia"/>
               </w:rPr>
-              <w:t>制度の提供範囲に地域群</w:t>
+              <w:t>制度の提供範囲に</w:t>
+            </w:r>
+            <w:r>
+              <w:rPr>
+                <w:rFonts w:hint="eastAsia"/>
+              </w:rPr>
+              <w:t>該当する</w:t>
+            </w:r>
+            <w:r>
+              <w:rPr>
+                <w:rFonts w:hint="eastAsia"/>
+              </w:rPr>
+              <w:t>地域</w:t>
+            </w:r>
+            <w:r>
+              <w:rPr>
+                <w:rFonts w:hint="eastAsia"/>
+              </w:rPr>
+              <w:t>の集合</w:t>
             </w:r>
           </w:p>
         </w:tc>
@@ -6092,12 +6112,12 @@
               </w:rPr>
               <w:t>補助の場合に補助率（最大補助率を％で、小数点以下1桁まで四捨五入で記入）</w:t>
             </w:r>
-          </w:p>
-          <w:p>
-            <w:pPr>
-              <w:pStyle w:val="aff9"/>
-              <w:cnfStyle w:val="000000000000" w:firstRow="0" w:lastRow="0" w:firstColumn="0" w:lastColumn="0" w:oddVBand="0" w:evenVBand="0" w:oddHBand="0" w:evenHBand="0" w:firstRowFirstColumn="0" w:firstRowLastColumn="0" w:lastRowFirstColumn="0" w:lastRowLastColumn="0"/>
-            </w:pPr>
+            <w:r>
+              <w:rPr>
+                <w:rFonts w:hint="eastAsia"/>
+              </w:rPr>
+              <w:t>。</w:t>
+            </w:r>
             <w:r>
               <w:rPr>
                 <w:rFonts w:hint="eastAsia"/>
@@ -7174,12 +7194,6 @@
               </w:rPr>
               <w:t>（セミコロン区切りで列挙）</w:t>
             </w:r>
-            <w:r>
-              <w:rPr>
-                <w:rFonts w:hint="eastAsia"/>
-              </w:rPr>
-              <w:t>。</w:t>
-            </w:r>
           </w:p>
         </w:tc>
       </w:tr>
@@ -7316,7 +7330,19 @@
               <w:rPr>
                 <w:rFonts w:hint="eastAsia"/>
               </w:rPr>
-              <w:t>お問合わせ先一覧</w:t>
+              <w:t>お問</w:t>
+            </w:r>
+            <w:r>
+              <w:rPr>
+                <w:rFonts w:hint="eastAsia"/>
+              </w:rPr>
+              <w:t>い</w:t>
+            </w:r>
+            <w:r>
+              <w:rPr>
+                <w:rFonts w:hint="eastAsia"/>
+              </w:rPr>
+              <w:t>合わせ先一覧</w:t>
             </w:r>
           </w:p>
         </w:tc>
@@ -7620,12 +7646,6 @@
               <w:pStyle w:val="aff9"/>
               <w:cnfStyle w:val="000000000000" w:firstRow="0" w:lastRow="0" w:firstColumn="0" w:lastColumn="0" w:oddVBand="0" w:evenVBand="0" w:oddHBand="0" w:evenHBand="0" w:firstRowFirstColumn="0" w:firstRowLastColumn="0" w:lastRowFirstColumn="0" w:lastRowLastColumn="0"/>
             </w:pPr>
-            <w:r>
-              <w:rPr>
-                <w:rFonts w:hint="eastAsia"/>
-              </w:rPr>
-              <w:t>イベント会場</w:t>
-            </w:r>
             <w:r>
               <w:rPr>
                 <w:rFonts w:hint="eastAsia"/>
@@ -7672,7 +7692,7 @@
         <w:spacing w:before="360"/>
         <w:ind w:left="360"/>
       </w:pPr>
-      <w:bookmarkStart w:id="37" w:name="_Toc189557916"/>
+      <w:bookmarkStart w:id="37" w:name="_Toc231573435"/>
       <w:r>
         <w:rPr>
           <w:rFonts w:hint="eastAsia"/>
@@ -7686,7 +7706,7 @@
         <w:pStyle w:val="2"/>
         <w:spacing w:before="360"/>
       </w:pPr>
-      <w:bookmarkStart w:id="38" w:name="_Toc189557917"/>
+      <w:bookmarkStart w:id="38" w:name="_Toc231573436"/>
       <w:r>
         <w:rPr>
           <w:rFonts w:hint="eastAsia"/>
@@ -7803,7 +7823,6 @@
         <w:rPr>
           <w:rFonts w:hint="eastAsia"/>
         </w:rPr>
-        <w:lastRenderedPageBreak/>
         <w:t>表2</w:t>
       </w:r>
       <w:r>
@@ -7892,6 +7911,7 @@
               <w:rPr>
                 <w:rFonts w:hint="eastAsia"/>
               </w:rPr>
+              <w:lastRenderedPageBreak/>
               <w:t>制度集</w:t>
             </w:r>
           </w:p>
@@ -8246,7 +8266,13 @@
               <w:rPr>
                 <w:rFonts w:hint="eastAsia"/>
               </w:rPr>
-              <w:t>事例のタイトル</w:t>
+              <w:t>制度</w:t>
+            </w:r>
+            <w:r>
+              <w:rPr>
+                <w:rFonts w:hint="eastAsia"/>
+              </w:rPr>
+              <w:t>のタイトル</w:t>
             </w:r>
           </w:p>
           <w:p>
@@ -8314,7 +8340,13 @@
               <w:rPr>
                 <w:rFonts w:hint="eastAsia"/>
               </w:rPr>
-              <w:t>事例のサブタイトル</w:t>
+              <w:t>制度</w:t>
+            </w:r>
+            <w:r>
+              <w:rPr>
+                <w:rFonts w:hint="eastAsia"/>
+              </w:rPr>
+              <w:t>のサブタイトル</w:t>
             </w:r>
           </w:p>
           <w:p>
@@ -8856,13 +8888,31 @@
               <w:rPr>
                 <w:rFonts w:hint="eastAsia"/>
               </w:rPr>
-              <w:t>町村コード。列挙する場合は</w:t>
+              <w:t>町村コード。</w:t>
+            </w:r>
+            <w:r>
+              <w:rPr>
+                <w:rFonts w:hint="eastAsia"/>
+              </w:rPr>
+              <w:t>（複数ある</w:t>
+            </w:r>
+            <w:r>
+              <w:rPr>
+                <w:rFonts w:hint="eastAsia"/>
+              </w:rPr>
+              <w:t>場合は</w:t>
             </w:r>
             <w:r>
               <w:rPr>
                 <w:rFonts w:hint="eastAsia"/>
               </w:rPr>
               <w:t>セミコロン区切り</w:t>
+            </w:r>
+            <w:r>
+              <w:rPr>
+                <w:rFonts w:hint="eastAsia"/>
+              </w:rPr>
+              <w:t>で列挙）</w:t>
             </w:r>
           </w:p>
         </w:tc>
@@ -10263,7 +10313,7 @@
         <w:pStyle w:val="1"/>
         <w:spacing w:before="360"/>
       </w:pPr>
-      <w:bookmarkStart w:id="39" w:name="_Toc189557918"/>
+      <w:bookmarkStart w:id="39" w:name="_Toc231573437"/>
       <w:r>
         <w:rPr>
           <w:rFonts w:hint="eastAsia"/>
@@ -10278,7 +10328,7 @@
         <w:spacing w:before="360"/>
       </w:pPr>
       <w:bookmarkStart w:id="40" w:name="_Toc16753996"/>
-      <w:bookmarkStart w:id="41" w:name="_Toc189557919"/>
+      <w:bookmarkStart w:id="41" w:name="_Toc231573438"/>
       <w:bookmarkEnd w:id="40"/>
       <w:r>
         <w:rPr>
@@ -10319,7 +10369,7 @@
         <w:pStyle w:val="2"/>
         <w:spacing w:before="360"/>
       </w:pPr>
-      <w:bookmarkStart w:id="42" w:name="_Toc189557920"/>
+      <w:bookmarkStart w:id="42" w:name="_Toc231573439"/>
       <w:r>
         <w:rPr>
           <w:rFonts w:hint="eastAsia"/>
@@ -10357,7 +10407,7 @@
         <w:spacing w:before="360"/>
       </w:pPr>
       <w:bookmarkStart w:id="43" w:name="_Toc96970744"/>
-      <w:bookmarkStart w:id="44" w:name="_Toc189557921"/>
+      <w:bookmarkStart w:id="44" w:name="_Toc231573440"/>
       <w:bookmarkStart w:id="45" w:name="_Toc95160603"/>
       <w:bookmarkStart w:id="46" w:name="_Toc96111115"/>
       <w:r>
@@ -10377,7 +10427,13 @@
         <w:t>全体概要図として掲載したクラス図について、大きなサイズのものは別添の「</w:t>
       </w:r>
       <w:r>
-        <w:t>451-4-1_制度データモデル_クラス図.pdf</w:t>
+        <w:t>451-4-1_制度データモデル_クラス図.</w:t>
+      </w:r>
+      <w:r>
+        <w:rPr>
+          <w:rFonts w:hint="eastAsia"/>
+        </w:rPr>
+        <w:t>svg</w:t>
       </w:r>
       <w:r>
         <w:rPr>
@@ -10391,7 +10447,7 @@
         <w:pStyle w:val="1"/>
         <w:spacing w:before="360"/>
       </w:pPr>
-      <w:bookmarkStart w:id="47" w:name="_Toc189557922"/>
+      <w:bookmarkStart w:id="47" w:name="_Toc231573441"/>
       <w:r>
         <w:rPr>
           <w:rFonts w:hint="eastAsia"/>
@@ -10523,6 +10579,123 @@
                 <w:sz w:val="18"/>
                 <w:szCs w:val="18"/>
               </w:rPr>
+              <w:t>2026年</w:t>
+            </w:r>
+            <w:r>
+              <w:rPr>
+                <w:rFonts w:hint="eastAsia"/>
+                <w:sz w:val="18"/>
+                <w:szCs w:val="18"/>
+              </w:rPr>
+              <w:t>10</w:t>
+            </w:r>
+            <w:r>
+              <w:rPr>
+                <w:rFonts w:hint="eastAsia"/>
+                <w:sz w:val="18"/>
+                <w:szCs w:val="18"/>
+              </w:rPr>
+              <w:t>月</w:t>
+            </w:r>
+            <w:r>
+              <w:rPr>
+                <w:rFonts w:hint="eastAsia"/>
+                <w:sz w:val="18"/>
+                <w:szCs w:val="18"/>
+              </w:rPr>
+              <w:t>06</w:t>
+            </w:r>
+            <w:r>
+              <w:rPr>
+                <w:rFonts w:hint="eastAsia"/>
+                <w:sz w:val="18"/>
+                <w:szCs w:val="18"/>
+              </w:rPr>
+              <w:t>日</w:t>
+            </w:r>
+          </w:p>
+        </w:tc>
+        <w:tc>
+          <w:tcPr>
+            <w:tcW w:w="2126" w:type="dxa"/>
+          </w:tcPr>
+          <w:p>
+            <w:pPr>
+              <w:ind w:leftChars="0" w:left="0" w:firstLine="0"/>
+              <w:rPr>
+                <w:sz w:val="18"/>
+                <w:szCs w:val="18"/>
+              </w:rPr>
+            </w:pPr>
+            <w:r>
+              <w:rPr>
+                <w:rFonts w:hint="eastAsia"/>
+                <w:sz w:val="18"/>
+                <w:szCs w:val="18"/>
+              </w:rPr>
+              <w:t>3. データモデル</w:t>
+            </w:r>
+          </w:p>
+        </w:tc>
+        <w:tc>
+          <w:tcPr>
+            <w:tcW w:w="3821" w:type="dxa"/>
+          </w:tcPr>
+          <w:p>
+            <w:pPr>
+              <w:ind w:leftChars="0" w:left="0" w:firstLine="0"/>
+              <w:rPr>
+                <w:sz w:val="18"/>
+                <w:szCs w:val="18"/>
+              </w:rPr>
+            </w:pPr>
+            <w:r>
+              <w:rPr>
+                <w:rFonts w:hint="eastAsia"/>
+                <w:sz w:val="18"/>
+                <w:szCs w:val="18"/>
+              </w:rPr>
+              <w:t>クラス図</w:t>
+            </w:r>
+            <w:r>
+              <w:rPr>
+                <w:rFonts w:hint="eastAsia"/>
+                <w:sz w:val="18"/>
+                <w:szCs w:val="18"/>
+              </w:rPr>
+              <w:t>を</w:t>
+            </w:r>
+            <w:r>
+              <w:rPr>
+                <w:rFonts w:hint="eastAsia"/>
+                <w:sz w:val="18"/>
+                <w:szCs w:val="18"/>
+              </w:rPr>
+              <w:t>更新</w:t>
+            </w:r>
+          </w:p>
+        </w:tc>
+      </w:tr>
+      <w:tr>
+        <w:tc>
+          <w:tcPr>
+            <w:tcW w:w="2187" w:type="dxa"/>
+          </w:tcPr>
+          <w:p>
+            <w:pPr>
+              <w:ind w:leftChars="0" w:left="0" w:firstLine="0"/>
+              <w:jc w:val="center"/>
+              <w:rPr>
+                <w:sz w:val="18"/>
+                <w:szCs w:val="18"/>
+              </w:rPr>
+            </w:pPr>
+            <w:r>
+              <w:rPr>
+                <w:rFonts w:hint="eastAsia"/>
+                <w:sz w:val="18"/>
+                <w:szCs w:val="18"/>
+              </w:rPr>
               <w:t>2025年</w:t>
             </w:r>
             <w:r>
@@ -10810,8 +10983,8 @@
       </w:pPr>
     </w:p>
     <w:sectPr>
-      <w:headerReference w:type="default" r:id="rId13"/>
-      <w:footerReference w:type="default" r:id="rId14"/>
+      <w:headerReference w:type="default" r:id="rId16"/>
+      <w:footerReference w:type="default" r:id="rId17"/>
       <w:pgSz w:w="11906" w:h="16838"/>
       <w:pgMar w:top="1985" w:right="1701" w:bottom="1701" w:left="1701" w:header="851" w:footer="992" w:gutter="0"/>
       <w:cols w:space="425"/>
@@ -10822,7 +10995,7 @@
 </file>
 
 <file path=word/endnotes.xml><?xml version="1.0" encoding="utf-8"?>
-<w:endnotes xmlns:wpc="http://schemas.microsoft.com/office/word/2010/wordprocessingCanvas" xmlns:cx="http://schemas.microsoft.com/office/drawing/2014/chartex" xmlns:cx1="http://schemas.microsoft.com/office/drawing/2015/9/8/chartex" xmlns:cx2="http://schemas.microsoft.com/office/drawing/2015/10/21/chartex" xmlns:cx3="http://schemas.microsoft.com/office/drawing/2016/5/9/chartex" xmlns:cx4="http://schemas.microsoft.com/office/drawing/2016/5/10/chartex" xmlns:cx5="http://schemas.microsoft.com/office/drawing/2016/5/11/chartex" xmlns:cx6="http://schemas.microsoft.com/office/drawing/2016/5/12/chartex" xmlns:cx7="http://schemas.microsoft.com/office/drawing/2016/5/13/chartex" xmlns:cx8="http://schemas.microsoft.com/office/drawing/2016/5/14/chartex" xmlns:mc="http://schemas.openxmlformats.org/markup-compatibility/2006" xmlns:aink="http://schemas.microsoft.com/office/drawing/2016/ink" xmlns:am3d="http://schemas.microsoft.com/office/drawing/2017/model3d" xmlns:o="urn:schemas-microsoft-com:office:office" xmlns:oel="http://schemas.microsoft.com/office/2019/extlst" xmlns:r="http://schemas.openxmlformats.org/officeDocument/2006/relationships" xmlns:m="http://schemas.openxmlformats.org/officeDocument/2006/math" xmlns:v="urn:schemas-microsoft-com:vml" xmlns:wp14="http://schemas.microsoft.com/office/word/2010/wordprocessingDrawing" xmlns:wp="http://schemas.openxmlformats.org/drawingml/2006/wordprocessingDrawing" xmlns:w10="urn:schemas-microsoft-com:office:word" xmlns:w="http://schemas.openxmlformats.org/wordprocessingml/2006/main" xmlns:w14="http://schemas.microsoft.com/office/word/2010/wordml" xmlns:w15="http://schemas.microsoft.com/office/word/2012/wordml" xmlns:w16cex="http://schemas.microsoft.com/office/word/2018/wordml/cex" xmlns:w16cid="http://schemas.microsoft.com/office/word/2016/wordml/cid" xmlns:w16="http://schemas.microsoft.com/office/word/2018/wordml" xmlns:w16sdtdh="http://schemas.microsoft.com/office/word/2020/wordml/sdtdatahash" xmlns:w16se="http://schemas.microsoft.com/office/word/2015/wordml/symex" xmlns:wpg="http://schemas.microsoft.com/office/word/2010/wordprocessingGroup" xmlns:wpi="http://schemas.microsoft.com/office/word/2010/wordprocessingInk" xmlns:wne="http://schemas.microsoft.com/office/word/2006/wordml" xmlns:wps="http://schemas.microsoft.com/office/word/2010/wordprocessingShape" mc:Ignorable="w14 w15 w16se w16cid w16 w16cex w16sdtdh wp14">
+<w:endnotes xmlns:wpc="http://schemas.microsoft.com/office/word/2010/wordprocessingCanvas" xmlns:cx="http://schemas.microsoft.com/office/drawing/2014/chartex" xmlns:cx1="http://schemas.microsoft.com/office/drawing/2015/9/8/chartex" xmlns:cx2="http://schemas.microsoft.com/office/drawing/2015/10/21/chartex" xmlns:cx3="http://schemas.microsoft.com/office/drawing/2016/5/9/chartex" xmlns:cx4="http://schemas.microsoft.com/office/drawing/2016/5/10/chartex" xmlns:cx5="http://schemas.microsoft.com/office/drawing/2016/5/11/chartex" xmlns:cx6="http://schemas.microsoft.com/office/drawing/2016/5/12/chartex" xmlns:cx7="http://schemas.microsoft.com/office/drawing/2016/5/13/chartex" xmlns:cx8="http://schemas.microsoft.com/office/drawing/2016/5/14/chartex" xmlns:mc="http://schemas.openxmlformats.org/markup-compatibility/2006" xmlns:aink="http://schemas.microsoft.com/office/drawing/2016/ink" xmlns:am3d="http://schemas.microsoft.com/office/drawing/2017/model3d" xmlns:o="urn:schemas-microsoft-com:office:office" xmlns:oel="http://schemas.microsoft.com/office/2019/extlst" xmlns:r="http://schemas.openxmlformats.org/officeDocument/2006/relationships" xmlns:m="http://schemas.openxmlformats.org/officeDocument/2006/math" xmlns:v="urn:schemas-microsoft-com:vml" xmlns:wp14="http://schemas.microsoft.com/office/word/2010/wordprocessingDrawing" xmlns:wp="http://schemas.openxmlformats.org/drawingml/2006/wordprocessingDrawing" xmlns:w10="urn:schemas-microsoft-com:office:word" xmlns:w="http://schemas.openxmlformats.org/wordprocessingml/2006/main" xmlns:w14="http://schemas.microsoft.com/office/word/2010/wordml" xmlns:w15="http://schemas.microsoft.com/office/word/2012/wordml" xmlns:w16cex="http://schemas.microsoft.com/office/word/2018/wordml/cex" xmlns:w16cid="http://schemas.microsoft.com/office/word/2016/wordml/cid" xmlns:w16="http://schemas.microsoft.com/office/word/2018/wordml" xmlns:w16du="http://schemas.microsoft.com/office/word/2023/wordml/word16du" xmlns:w16sdtdh="http://schemas.microsoft.com/office/word/2020/wordml/sdtdatahash" xmlns:w16sdtfl="http://schemas.microsoft.com/office/word/2024/wordml/sdtformatlock" xmlns:w16se="http://schemas.microsoft.com/office/word/2015/wordml/symex" xmlns:wpg="http://schemas.microsoft.com/office/word/2010/wordprocessingGroup" xmlns:wpi="http://schemas.microsoft.com/office/word/2010/wordprocessingInk" xmlns:wne="http://schemas.microsoft.com/office/word/2006/wordml" xmlns:wps="http://schemas.microsoft.com/office/word/2010/wordprocessingShape" mc:Ignorable="w14 w15 w16se w16cid w16 w16cex w16sdtdh w16sdtfl w16du wp14">
   <w:endnote w:type="separator" w:id="-1">
     <w:p>
       <w:r>
@@ -10841,7 +11014,7 @@
 </file>
 
 <file path=word/footer1.xml><?xml version="1.0" encoding="utf-8"?>
-<w:ftr xmlns:wpc="http://schemas.microsoft.com/office/word/2010/wordprocessingCanvas" xmlns:cx="http://schemas.microsoft.com/office/drawing/2014/chartex" xmlns:cx1="http://schemas.microsoft.com/office/drawing/2015/9/8/chartex" xmlns:cx2="http://schemas.microsoft.com/office/drawing/2015/10/21/chartex" xmlns:cx3="http://schemas.microsoft.com/office/drawing/2016/5/9/chartex" xmlns:cx4="http://schemas.microsoft.com/office/drawing/2016/5/10/chartex" xmlns:cx5="http://schemas.microsoft.com/office/drawing/2016/5/11/chartex" xmlns:cx6="http://schemas.microsoft.com/office/drawing/2016/5/12/chartex" xmlns:cx7="http://schemas.microsoft.com/office/drawing/2016/5/13/chartex" xmlns:cx8="http://schemas.microsoft.com/office/drawing/2016/5/14/chartex" xmlns:mc="http://schemas.openxmlformats.org/markup-compatibility/2006" xmlns:aink="http://schemas.microsoft.com/office/drawing/2016/ink" xmlns:am3d="http://schemas.microsoft.com/office/drawing/2017/model3d" xmlns:o="urn:schemas-microsoft-com:office:office" xmlns:oel="http://schemas.microsoft.com/office/2019/extlst" xmlns:r="http://schemas.openxmlformats.org/officeDocument/2006/relationships" xmlns:m="http://schemas.openxmlformats.org/officeDocument/2006/math" xmlns:v="urn:schemas-microsoft-com:vml" xmlns:wp14="http://schemas.microsoft.com/office/word/2010/wordprocessingDrawing" xmlns:wp="http://schemas.openxmlformats.org/drawingml/2006/wordprocessingDrawing" xmlns:w10="urn:schemas-microsoft-com:office:word" xmlns:w="http://schemas.openxmlformats.org/wordprocessingml/2006/main" xmlns:w14="http://schemas.microsoft.com/office/word/2010/wordml" xmlns:w15="http://schemas.microsoft.com/office/word/2012/wordml" xmlns:w16cex="http://schemas.microsoft.com/office/word/2018/wordml/cex" xmlns:w16cid="http://schemas.microsoft.com/office/word/2016/wordml/cid" xmlns:w16="http://schemas.microsoft.com/office/word/2018/wordml" xmlns:w16sdtdh="http://schemas.microsoft.com/office/word/2020/wordml/sdtdatahash" xmlns:w16se="http://schemas.microsoft.com/office/word/2015/wordml/symex" xmlns:wpg="http://schemas.microsoft.com/office/word/2010/wordprocessingGroup" xmlns:wpi="http://schemas.microsoft.com/office/word/2010/wordprocessingInk" xmlns:wne="http://schemas.microsoft.com/office/word/2006/wordml" xmlns:wps="http://schemas.microsoft.com/office/word/2010/wordprocessingShape" mc:Ignorable="w14 w15 w16se w16cid w16 w16cex w16sdtdh wp14">
+<w:ftr xmlns:wpc="http://schemas.microsoft.com/office/word/2010/wordprocessingCanvas" xmlns:cx="http://schemas.microsoft.com/office/drawing/2014/chartex" xmlns:cx1="http://schemas.microsoft.com/office/drawing/2015/9/8/chartex" xmlns:cx2="http://schemas.microsoft.com/office/drawing/2015/10/21/chartex" xmlns:cx3="http://schemas.microsoft.com/office/drawing/2016/5/9/chartex" xmlns:cx4="http://schemas.microsoft.com/office/drawing/2016/5/10/chartex" xmlns:cx5="http://schemas.microsoft.com/office/drawing/2016/5/11/chartex" xmlns:cx6="http://schemas.microsoft.com/office/drawing/2016/5/12/chartex" xmlns:cx7="http://schemas.microsoft.com/office/drawing/2016/5/13/chartex" xmlns:cx8="http://schemas.microsoft.com/office/drawing/2016/5/14/chartex" xmlns:mc="http://schemas.openxmlformats.org/markup-compatibility/2006" xmlns:aink="http://schemas.microsoft.com/office/drawing/2016/ink" xmlns:am3d="http://schemas.microsoft.com/office/drawing/2017/model3d" xmlns:o="urn:schemas-microsoft-com:office:office" xmlns:oel="http://schemas.microsoft.com/office/2019/extlst" xmlns:r="http://schemas.openxmlformats.org/officeDocument/2006/relationships" xmlns:m="http://schemas.openxmlformats.org/officeDocument/2006/math" xmlns:v="urn:schemas-microsoft-com:vml" xmlns:wp14="http://schemas.microsoft.com/office/word/2010/wordprocessingDrawing" xmlns:wp="http://schemas.openxmlformats.org/drawingml/2006/wordprocessingDrawing" xmlns:w10="urn:schemas-microsoft-com:office:word" xmlns:w="http://schemas.openxmlformats.org/wordprocessingml/2006/main" xmlns:w14="http://schemas.microsoft.com/office/word/2010/wordml" xmlns:w15="http://schemas.microsoft.com/office/word/2012/wordml" xmlns:w16cex="http://schemas.microsoft.com/office/word/2018/wordml/cex" xmlns:w16cid="http://schemas.microsoft.com/office/word/2016/wordml/cid" xmlns:w16="http://schemas.microsoft.com/office/word/2018/wordml" xmlns:w16du="http://schemas.microsoft.com/office/word/2023/wordml/word16du" xmlns:w16sdtdh="http://schemas.microsoft.com/office/word/2020/wordml/sdtdatahash" xmlns:w16sdtfl="http://schemas.microsoft.com/office/word/2024/wordml/sdtformatlock" xmlns:w16se="http://schemas.microsoft.com/office/word/2015/wordml/symex" xmlns:wpg="http://schemas.microsoft.com/office/word/2010/wordprocessingGroup" xmlns:wpi="http://schemas.microsoft.com/office/word/2010/wordprocessingInk" xmlns:wne="http://schemas.microsoft.com/office/word/2006/wordml" xmlns:wps="http://schemas.microsoft.com/office/word/2010/wordprocessingShape" mc:Ignorable="w14 w15 w16se w16cid w16 w16cex w16sdtdh w16sdtfl w16du wp14">
   <w:sdt>
     <w:sdtPr>
       <w:id w:val="256646392"/>
@@ -10887,7 +11060,7 @@
 </file>
 
 <file path=word/footnotes.xml><?xml version="1.0" encoding="utf-8"?>
-<w:footnotes xmlns:wpc="http://schemas.microsoft.com/office/word/2010/wordprocessingCanvas" xmlns:cx="http://schemas.microsoft.com/office/drawing/2014/chartex" xmlns:cx1="http://schemas.microsoft.com/office/drawing/2015/9/8/chartex" xmlns:cx2="http://schemas.microsoft.com/office/drawing/2015/10/21/chartex" xmlns:cx3="http://schemas.microsoft.com/office/drawing/2016/5/9/chartex" xmlns:cx4="http://schemas.microsoft.com/office/drawing/2016/5/10/chartex" xmlns:cx5="http://schemas.microsoft.com/office/drawing/2016/5/11/chartex" xmlns:cx6="http://schemas.microsoft.com/office/drawing/2016/5/12/chartex" xmlns:cx7="http://schemas.microsoft.com/office/drawing/2016/5/13/chartex" xmlns:cx8="http://schemas.microsoft.com/office/drawing/2016/5/14/chartex" xmlns:mc="http://schemas.openxmlformats.org/markup-compatibility/2006" xmlns:aink="http://schemas.microsoft.com/office/drawing/2016/ink" xmlns:am3d="http://schemas.microsoft.com/office/drawing/2017/model3d" xmlns:o="urn:schemas-microsoft-com:office:office" xmlns:oel="http://schemas.microsoft.com/office/2019/extlst" xmlns:r="http://schemas.openxmlformats.org/officeDocument/2006/relationships" xmlns:m="http://schemas.openxmlformats.org/officeDocument/2006/math" xmlns:v="urn:schemas-microsoft-com:vml" xmlns:wp14="http://schemas.microsoft.com/office/word/2010/wordprocessingDrawing" xmlns:wp="http://schemas.openxmlformats.org/drawingml/2006/wordprocessingDrawing" xmlns:w10="urn:schemas-microsoft-com:office:word" xmlns:w="http://schemas.openxmlformats.org/wordprocessingml/2006/main" xmlns:w14="http://schemas.microsoft.com/office/word/2010/wordml" xmlns:w15="http://schemas.microsoft.com/office/word/2012/wordml" xmlns:w16cex="http://schemas.microsoft.com/office/word/2018/wordml/cex" xmlns:w16cid="http://schemas.microsoft.com/office/word/2016/wordml/cid" xmlns:w16="http://schemas.microsoft.com/office/word/2018/wordml" xmlns:w16sdtdh="http://schemas.microsoft.com/office/word/2020/wordml/sdtdatahash" xmlns:w16se="http://schemas.microsoft.com/office/word/2015/wordml/symex" xmlns:wpg="http://schemas.microsoft.com/office/word/2010/wordprocessingGroup" xmlns:wpi="http://schemas.microsoft.com/office/word/2010/wordprocessingInk" xmlns:wne="http://schemas.microsoft.com/office/word/2006/wordml" xmlns:wps="http://schemas.microsoft.com/office/word/2010/wordprocessingShape" mc:Ignorable="w14 w15 w16se w16cid w16 w16cex w16sdtdh wp14">
+<w:footnotes xmlns:wpc="http://schemas.microsoft.com/office/word/2010/wordprocessingCanvas" xmlns:cx="http://schemas.microsoft.com/office/drawing/2014/chartex" xmlns:cx1="http://schemas.microsoft.com/office/drawing/2015/9/8/chartex" xmlns:cx2="http://schemas.microsoft.com/office/drawing/2015/10/21/chartex" xmlns:cx3="http://schemas.microsoft.com/office/drawing/2016/5/9/chartex" xmlns:cx4="http://schemas.microsoft.com/office/drawing/2016/5/10/chartex" xmlns:cx5="http://schemas.microsoft.com/office/drawing/2016/5/11/chartex" xmlns:cx6="http://schemas.microsoft.com/office/drawing/2016/5/12/chartex" xmlns:cx7="http://schemas.microsoft.com/office/drawing/2016/5/13/chartex" xmlns:cx8="http://schemas.microsoft.com/office/drawing/2016/5/14/chartex" xmlns:mc="http://schemas.openxmlformats.org/markup-compatibility/2006" xmlns:aink="http://schemas.microsoft.com/office/drawing/2016/ink" xmlns:am3d="http://schemas.microsoft.com/office/drawing/2017/model3d" xmlns:o="urn:schemas-microsoft-com:office:office" xmlns:oel="http://schemas.microsoft.com/office/2019/extlst" xmlns:r="http://schemas.openxmlformats.org/officeDocument/2006/relationships" xmlns:m="http://schemas.openxmlformats.org/officeDocument/2006/math" xmlns:v="urn:schemas-microsoft-com:vml" xmlns:wp14="http://schemas.microsoft.com/office/word/2010/wordprocessingDrawing" xmlns:wp="http://schemas.openxmlformats.org/drawingml/2006/wordprocessingDrawing" xmlns:w10="urn:schemas-microsoft-com:office:word" xmlns:w="http://schemas.openxmlformats.org/wordprocessingml/2006/main" xmlns:w14="http://schemas.microsoft.com/office/word/2010/wordml" xmlns:w15="http://schemas.microsoft.com/office/word/2012/wordml" xmlns:w16cex="http://schemas.microsoft.com/office/word/2018/wordml/cex" xmlns:w16cid="http://schemas.microsoft.com/office/word/2016/wordml/cid" xmlns:w16="http://schemas.microsoft.com/office/word/2018/wordml" xmlns:w16du="http://schemas.microsoft.com/office/word/2023/wordml/word16du" xmlns:w16sdtdh="http://schemas.microsoft.com/office/word/2020/wordml/sdtdatahash" xmlns:w16sdtfl="http://schemas.microsoft.com/office/word/2024/wordml/sdtformatlock" xmlns:w16se="http://schemas.microsoft.com/office/word/2015/wordml/symex" xmlns:wpg="http://schemas.microsoft.com/office/word/2010/wordprocessingGroup" xmlns:wpi="http://schemas.microsoft.com/office/word/2010/wordprocessingInk" xmlns:wne="http://schemas.microsoft.com/office/word/2006/wordml" xmlns:wps="http://schemas.microsoft.com/office/word/2010/wordprocessingShape" mc:Ignorable="w14 w15 w16se w16cid w16 w16cex w16sdtdh w16sdtfl w16du wp14">
   <w:footnote w:type="separator" w:id="-1">
     <w:p>
       <w:r>
@@ -10948,13 +11121,13 @@
 </file>
 
 <file path=word/header1.xml><?xml version="1.0" encoding="utf-8"?>
-<w:hdr xmlns:wpc="http://schemas.microsoft.com/office/word/2010/wordprocessingCanvas" xmlns:cx="http://schemas.microsoft.com/office/drawing/2014/chartex" xmlns:cx1="http://schemas.microsoft.com/office/drawing/2015/9/8/chartex" xmlns:cx2="http://schemas.microsoft.com/office/drawing/2015/10/21/chartex" xmlns:cx3="http://schemas.microsoft.com/office/drawing/2016/5/9/chartex" xmlns:cx4="http://schemas.microsoft.com/office/drawing/2016/5/10/chartex" xmlns:cx5="http://schemas.microsoft.com/office/drawing/2016/5/11/chartex" xmlns:cx6="http://schemas.microsoft.com/office/drawing/2016/5/12/chartex" xmlns:cx7="http://schemas.microsoft.com/office/drawing/2016/5/13/chartex" xmlns:cx8="http://schemas.microsoft.com/office/drawing/2016/5/14/chartex" xmlns:mc="http://schemas.openxmlformats.org/markup-compatibility/2006" xmlns:aink="http://schemas.microsoft.com/office/drawing/2016/ink" xmlns:am3d="http://schemas.microsoft.com/office/drawing/2017/model3d" xmlns:o="urn:schemas-microsoft-com:office:office" xmlns:oel="http://schemas.microsoft.com/office/2019/extlst" xmlns:r="http://schemas.openxmlformats.org/officeDocument/2006/relationships" xmlns:m="http://schemas.openxmlformats.org/officeDocument/2006/math" xmlns:v="urn:schemas-microsoft-com:vml" xmlns:wp14="http://schemas.microsoft.com/office/word/2010/wordprocessingDrawing" xmlns:wp="http://schemas.openxmlformats.org/drawingml/2006/wordprocessingDrawing" xmlns:w10="urn:schemas-microsoft-com:office:word" xmlns:w="http://schemas.openxmlformats.org/wordprocessingml/2006/main" xmlns:w14="http://schemas.microsoft.com/office/word/2010/wordml" xmlns:w15="http://schemas.microsoft.com/office/word/2012/wordml" xmlns:w16cex="http://schemas.microsoft.com/office/word/2018/wordml/cex" xmlns:w16cid="http://schemas.microsoft.com/office/word/2016/wordml/cid" xmlns:w16="http://schemas.microsoft.com/office/word/2018/wordml" xmlns:w16sdtdh="http://schemas.microsoft.com/office/word/2020/wordml/sdtdatahash" xmlns:w16se="http://schemas.microsoft.com/office/word/2015/wordml/symex" xmlns:wpg="http://schemas.microsoft.com/office/word/2010/wordprocessingGroup" xmlns:wpi="http://schemas.microsoft.com/office/word/2010/wordprocessingInk" xmlns:wne="http://schemas.microsoft.com/office/word/2006/wordml" xmlns:wps="http://schemas.microsoft.com/office/word/2010/wordprocessingShape" mc:Ignorable="w14 w15 w16se w16cid w16 w16cex w16sdtdh wp14">
+<w:hdr xmlns:wpc="http://schemas.microsoft.com/office/word/2010/wordprocessingCanvas" xmlns:cx="http://schemas.microsoft.com/office/drawing/2014/chartex" xmlns:cx1="http://schemas.microsoft.com/office/drawing/2015/9/8/chartex" xmlns:cx2="http://schemas.microsoft.com/office/drawing/2015/10/21/chartex" xmlns:cx3="http://schemas.microsoft.com/office/drawing/2016/5/9/chartex" xmlns:cx4="http://schemas.microsoft.com/office/drawing/2016/5/10/chartex" xmlns:cx5="http://schemas.microsoft.com/office/drawing/2016/5/11/chartex" xmlns:cx6="http://schemas.microsoft.com/office/drawing/2016/5/12/chartex" xmlns:cx7="http://schemas.microsoft.com/office/drawing/2016/5/13/chartex" xmlns:cx8="http://schemas.microsoft.com/office/drawing/2016/5/14/chartex" xmlns:mc="http://schemas.openxmlformats.org/markup-compatibility/2006" xmlns:aink="http://schemas.microsoft.com/office/drawing/2016/ink" xmlns:am3d="http://schemas.microsoft.com/office/drawing/2017/model3d" xmlns:o="urn:schemas-microsoft-com:office:office" xmlns:oel="http://schemas.microsoft.com/office/2019/extlst" xmlns:r="http://schemas.openxmlformats.org/officeDocument/2006/relationships" xmlns:m="http://schemas.openxmlformats.org/officeDocument/2006/math" xmlns:v="urn:schemas-microsoft-com:vml" xmlns:wp14="http://schemas.microsoft.com/office/word/2010/wordprocessingDrawing" xmlns:wp="http://schemas.openxmlformats.org/drawingml/2006/wordprocessingDrawing" xmlns:w10="urn:schemas-microsoft-com:office:word" xmlns:w="http://schemas.openxmlformats.org/wordprocessingml/2006/main" xmlns:w14="http://schemas.microsoft.com/office/word/2010/wordml" xmlns:w15="http://schemas.microsoft.com/office/word/2012/wordml" xmlns:w16cex="http://schemas.microsoft.com/office/word/2018/wordml/cex" xmlns:w16cid="http://schemas.microsoft.com/office/word/2016/wordml/cid" xmlns:w16="http://schemas.microsoft.com/office/word/2018/wordml" xmlns:w16du="http://schemas.microsoft.com/office/word/2023/wordml/word16du" xmlns:w16sdtdh="http://schemas.microsoft.com/office/word/2020/wordml/sdtdatahash" xmlns:w16sdtfl="http://schemas.microsoft.com/office/word/2024/wordml/sdtformatlock" xmlns:w16se="http://schemas.microsoft.com/office/word/2015/wordml/symex" xmlns:wpg="http://schemas.microsoft.com/office/word/2010/wordprocessingGroup" xmlns:wpi="http://schemas.microsoft.com/office/word/2010/wordprocessingInk" xmlns:wne="http://schemas.microsoft.com/office/word/2006/wordml" xmlns:wps="http://schemas.microsoft.com/office/word/2010/wordprocessingShape" mc:Ignorable="w14 w15 w16se w16cid w16 w16cex w16sdtdh w16sdtfl w16du wp14">
   <w:p/>
 </w:hdr>
 </file>
 
 <file path=word/numbering.xml><?xml version="1.0" encoding="utf-8"?>
-<w:numbering xmlns:wpc="http://schemas.microsoft.com/office/word/2010/wordprocessingCanvas" xmlns:cx="http://schemas.microsoft.com/office/drawing/2014/chartex" xmlns:cx1="http://schemas.microsoft.com/office/drawing/2015/9/8/chartex" xmlns:cx2="http://schemas.microsoft.com/office/drawing/2015/10/21/chartex" xmlns:cx3="http://schemas.microsoft.com/office/drawing/2016/5/9/chartex" xmlns:cx4="http://schemas.microsoft.com/office/drawing/2016/5/10/chartex" xmlns:cx5="http://schemas.microsoft.com/office/drawing/2016/5/11/chartex" xmlns:cx6="http://schemas.microsoft.com/office/drawing/2016/5/12/chartex" xmlns:cx7="http://schemas.microsoft.com/office/drawing/2016/5/13/chartex" xmlns:cx8="http://schemas.microsoft.com/office/drawing/2016/5/14/chartex" xmlns:mc="http://schemas.openxmlformats.org/markup-compatibility/2006" xmlns:aink="http://schemas.microsoft.com/office/drawing/2016/ink" xmlns:am3d="http://schemas.microsoft.com/office/drawing/2017/model3d" xmlns:o="urn:schemas-microsoft-com:office:office" xmlns:oel="http://schemas.microsoft.com/office/2019/extlst" xmlns:r="http://schemas.openxmlformats.org/officeDocument/2006/relationships" xmlns:m="http://schemas.openxmlformats.org/officeDocument/2006/math" xmlns:v="urn:schemas-microsoft-com:vml" xmlns:wp14="http://schemas.microsoft.com/office/word/2010/wordprocessingDrawing" xmlns:wp="http://schemas.openxmlformats.org/drawingml/2006/wordprocessingDrawing" xmlns:w10="urn:schemas-microsoft-com:office:word" xmlns:w="http://schemas.openxmlformats.org/wordprocessingml/2006/main" xmlns:w14="http://schemas.microsoft.com/office/word/2010/wordml" xmlns:w15="http://schemas.microsoft.com/office/word/2012/wordml" xmlns:w16cex="http://schemas.microsoft.com/office/word/2018/wordml/cex" xmlns:w16cid="http://schemas.microsoft.com/office/word/2016/wordml/cid" xmlns:w16="http://schemas.microsoft.com/office/word/2018/wordml" xmlns:w16sdtdh="http://schemas.microsoft.com/office/word/2020/wordml/sdtdatahash" xmlns:w16se="http://schemas.microsoft.com/office/word/2015/wordml/symex" xmlns:wpg="http://schemas.microsoft.com/office/word/2010/wordprocessingGroup" xmlns:wpi="http://schemas.microsoft.com/office/word/2010/wordprocessingInk" xmlns:wne="http://schemas.microsoft.com/office/word/2006/wordml" xmlns:wps="http://schemas.microsoft.com/office/word/2010/wordprocessingShape" mc:Ignorable="w14 w15 w16se w16cid w16 w16cex w16sdtdh wp14">
+<w:numbering xmlns:wpc="http://schemas.microsoft.com/office/word/2010/wordprocessingCanvas" xmlns:cx="http://schemas.microsoft.com/office/drawing/2014/chartex" xmlns:cx1="http://schemas.microsoft.com/office/drawing/2015/9/8/chartex" xmlns:cx2="http://schemas.microsoft.com/office/drawing/2015/10/21/chartex" xmlns:cx3="http://schemas.microsoft.com/office/drawing/2016/5/9/chartex" xmlns:cx4="http://schemas.microsoft.com/office/drawing/2016/5/10/chartex" xmlns:cx5="http://schemas.microsoft.com/office/drawing/2016/5/11/chartex" xmlns:cx6="http://schemas.microsoft.com/office/drawing/2016/5/12/chartex" xmlns:cx7="http://schemas.microsoft.com/office/drawing/2016/5/13/chartex" xmlns:cx8="http://schemas.microsoft.com/office/drawing/2016/5/14/chartex" xmlns:mc="http://schemas.openxmlformats.org/markup-compatibility/2006" xmlns:aink="http://schemas.microsoft.com/office/drawing/2016/ink" xmlns:am3d="http://schemas.microsoft.com/office/drawing/2017/model3d" xmlns:o="urn:schemas-microsoft-com:office:office" xmlns:oel="http://schemas.microsoft.com/office/2019/extlst" xmlns:r="http://schemas.openxmlformats.org/officeDocument/2006/relationships" xmlns:m="http://schemas.openxmlformats.org/officeDocument/2006/math" xmlns:v="urn:schemas-microsoft-com:vml" xmlns:wp14="http://schemas.microsoft.com/office/word/2010/wordprocessingDrawing" xmlns:wp="http://schemas.openxmlformats.org/drawingml/2006/wordprocessingDrawing" xmlns:w10="urn:schemas-microsoft-com:office:word" xmlns:w="http://schemas.openxmlformats.org/wordprocessingml/2006/main" xmlns:w14="http://schemas.microsoft.com/office/word/2010/wordml" xmlns:w15="http://schemas.microsoft.com/office/word/2012/wordml" xmlns:w16cex="http://schemas.microsoft.com/office/word/2018/wordml/cex" xmlns:w16cid="http://schemas.microsoft.com/office/word/2016/wordml/cid" xmlns:w16="http://schemas.microsoft.com/office/word/2018/wordml" xmlns:w16du="http://schemas.microsoft.com/office/word/2023/wordml/word16du" xmlns:w16sdtdh="http://schemas.microsoft.com/office/word/2020/wordml/sdtdatahash" xmlns:w16sdtfl="http://schemas.microsoft.com/office/word/2024/wordml/sdtformatlock" xmlns:w16se="http://schemas.microsoft.com/office/word/2015/wordml/symex" xmlns:wpg="http://schemas.microsoft.com/office/word/2010/wordprocessingGroup" xmlns:wpi="http://schemas.microsoft.com/office/word/2010/wordprocessingInk" xmlns:wne="http://schemas.microsoft.com/office/word/2006/wordml" xmlns:wps="http://schemas.microsoft.com/office/word/2010/wordprocessingShape" mc:Ignorable="w14 w15 w16se w16cid w16 w16cex w16sdtdh w16sdtfl w16du wp14">
   <w:abstractNum w:abstractNumId="0" w15:restartNumberingAfterBreak="0">
     <w:nsid w:val="00F01F1C"/>
     <w:multiLevelType w:val="hybridMultilevel"/>
@@ -13658,7 +13831,7 @@
 </file>
 
 <file path=word/styles.xml><?xml version="1.0" encoding="utf-8"?>
-<w:styles xmlns:mc="http://schemas.openxmlformats.org/markup-compatibility/2006" xmlns:r="http://schemas.openxmlformats.org/officeDocument/2006/relationships" xmlns:w="http://schemas.openxmlformats.org/wordprocessingml/2006/main" xmlns:w14="http://schemas.microsoft.com/office/word/2010/wordml" xmlns:w15="http://schemas.microsoft.com/office/word/2012/wordml" xmlns:w16cex="http://schemas.microsoft.com/office/word/2018/wordml/cex" xmlns:w16cid="http://schemas.microsoft.com/office/word/2016/wordml/cid" xmlns:w16="http://schemas.microsoft.com/office/word/2018/wordml" xmlns:w16sdtdh="http://schemas.microsoft.com/office/word/2020/wordml/sdtdatahash" xmlns:w16se="http://schemas.microsoft.com/office/word/2015/wordml/symex" mc:Ignorable="w14 w15 w16se w16cid w16 w16cex w16sdtdh">
+<w:styles xmlns:mc="http://schemas.openxmlformats.org/markup-compatibility/2006" xmlns:r="http://schemas.openxmlformats.org/officeDocument/2006/relationships" xmlns:w="http://schemas.openxmlformats.org/wordprocessingml/2006/main" xmlns:w14="http://schemas.microsoft.com/office/word/2010/wordml" xmlns:w15="http://schemas.microsoft.com/office/word/2012/wordml" xmlns:w16cex="http://schemas.microsoft.com/office/word/2018/wordml/cex" xmlns:w16cid="http://schemas.microsoft.com/office/word/2016/wordml/cid" xmlns:w16="http://schemas.microsoft.com/office/word/2018/wordml" xmlns:w16du="http://schemas.microsoft.com/office/word/2023/wordml/word16du" xmlns:w16sdtdh="http://schemas.microsoft.com/office/word/2020/wordml/sdtdatahash" xmlns:w16sdtfl="http://schemas.microsoft.com/office/word/2024/wordml/sdtformatlock" xmlns:w16se="http://schemas.microsoft.com/office/word/2015/wordml/symex" mc:Ignorable="w14 w15 w16se w16cid w16 w16cex w16sdtdh w16sdtfl w16du">
   <w:docDefaults>
     <w:rPrDefault>
       <w:rPr>
@@ -15516,10 +15689,6 @@
 </file>
 
 <file path=customXml/item1.xml><?xml version="1.0" encoding="utf-8"?>
-<b:Sources xmlns:b="http://schemas.openxmlformats.org/officeDocument/2006/bibliography" xmlns="http://schemas.openxmlformats.org/officeDocument/2006/bibliography" SelectedStyle="\APASixthEditionOfficeOnline.xsl" StyleName="APA" Version="6"/>
-</file>
-
-<file path=customXml/item2.xml><?xml version="1.0" encoding="utf-8"?>
 <ct:contentTypeSchema xmlns:ct="http://schemas.microsoft.com/office/2006/metadata/contentType" xmlns:ma="http://schemas.microsoft.com/office/2006/metadata/properties/metaAttributes" ct:_="" ma:_="" ma:contentTypeName="ドキュメント" ma:contentTypeID="0x010100D4BA49431D4D9249A6509499E059C03E" ma:contentTypeVersion="4" ma:contentTypeDescription="新しいドキュメントを作成します。" ma:contentTypeScope="" ma:versionID="b4ab603acd520aec003329a8cc5e5a3c">
   <xsd:schema xmlns:xsd="http://www.w3.org/2001/XMLSchema" xmlns:xs="http://www.w3.org/2001/XMLSchema" xmlns:p="http://schemas.microsoft.com/office/2006/metadata/properties" xmlns:ns2="b8676f7c-cd37-452c-a4f6-258f9e9fd2a4" targetNamespace="http://schemas.microsoft.com/office/2006/metadata/properties" ma:root="true" ma:fieldsID="2731dd5c1c8e876b3faee75002f54a14" ns2:_="">
     <xsd:import namespace="b8676f7c-cd37-452c-a4f6-258f9e9fd2a4"/>
@@ -15663,7 +15832,7 @@
 </ct:contentTypeSchema>
 </file>
 
-<file path=customXml/item3.xml><?xml version="1.0" encoding="utf-8"?>
+<file path=customXml/item2.xml><?xml version="1.0" encoding="utf-8"?>
 <?mso-contentType ?>
 <FormTemplates xmlns="http://schemas.microsoft.com/sharepoint/v3/contenttype/forms">
   <Display>DocumentLibraryForm</Display>
@@ -15672,28 +15841,55 @@
 </FormTemplates>
 </file>
 
-<file path=customXml/item4.xml><?xml version="1.0" encoding="utf-8"?>
+<file path=customXml/item3.xml><?xml version="1.0" encoding="utf-8"?>
 <p:properties xmlns:p="http://schemas.microsoft.com/office/2006/metadata/properties" xmlns:xsi="http://www.w3.org/2001/XMLSchema-instance" xmlns:pc="http://schemas.microsoft.com/office/infopath/2007/PartnerControls">
   <documentManagement/>
 </p:properties>
 </file>
 
+<file path=customXml/item4.xml><?xml version="1.0" encoding="utf-8"?>
+<b:Sources xmlns:b="http://schemas.openxmlformats.org/officeDocument/2006/bibliography" xmlns="http://schemas.openxmlformats.org/officeDocument/2006/bibliography" SelectedStyle="\APASixthEditionOfficeOnline.xsl" StyleName="APA" Version="6"/>
+</file>
+
 <file path=customXml/itemProps1.xml><?xml version="1.0" encoding="utf-8"?>
+<ds:datastoreItem xmlns:ds="http://schemas.openxmlformats.org/officeDocument/2006/customXml" ds:itemID="{CC20D0BB-964B-4E79-8CD3-77C92F66042C}">
+  <ds:schemaRefs>
+    <ds:schemaRef ds:uri="http://schemas.microsoft.com/office/2006/metadata/contentType"/>
+    <ds:schemaRef ds:uri="http://schemas.microsoft.com/office/2006/metadata/properties/metaAttributes"/>
+    <ds:schemaRef ds:uri="http://www.w3.org/2001/XMLSchema"/>
+    <ds:schemaRef ds:uri="http://schemas.microsoft.com/office/2006/metadata/properties"/>
+    <ds:schemaRef ds:uri="b8676f7c-cd37-452c-a4f6-258f9e9fd2a4"/>
+    <ds:schemaRef ds:uri="http://schemas.microsoft.com/office/2006/documentManagement/types"/>
+    <ds:schemaRef ds:uri="http://schemas.microsoft.com/office/infopath/2007/PartnerControls"/>
+    <ds:schemaRef ds:uri="http://schemas.openxmlformats.org/package/2006/metadata/core-properties"/>
+    <ds:schemaRef ds:uri="http://purl.org/dc/elements/1.1/"/>
+    <ds:schemaRef ds:uri="http://purl.org/dc/terms/"/>
+    <ds:schemaRef ds:uri="http://schemas.microsoft.com/internal/obd"/>
+  </ds:schemaRefs>
+</ds:datastoreItem>
+</file>
+
+<file path=customXml/itemProps2.xml><?xml version="1.0" encoding="utf-8"?>
+<ds:datastoreItem xmlns:ds="http://schemas.openxmlformats.org/officeDocument/2006/customXml" ds:itemID="{5A33932E-EB3B-4145-89CA-C2D5095D68BF}">
+  <ds:schemaRefs>
+    <ds:schemaRef ds:uri="http://schemas.microsoft.com/sharepoint/v3/contenttype/forms"/>
+  </ds:schemaRefs>
+</ds:datastoreItem>
+</file>
+
+<file path=customXml/itemProps3.xml><?xml version="1.0" encoding="utf-8"?>
+<ds:datastoreItem xmlns:ds="http://schemas.openxmlformats.org/officeDocument/2006/customXml" ds:itemID="{681E753A-AAC5-46E2-8D6D-DD7D3067DEF3}">
+  <ds:schemaRefs>
+    <ds:schemaRef ds:uri="http://schemas.microsoft.com/office/2006/metadata/properties"/>
+    <ds:schemaRef ds:uri="http://schemas.microsoft.com/office/infopath/2007/PartnerControls"/>
+  </ds:schemaRefs>
+</ds:datastoreItem>
+</file>
+
+<file path=customXml/itemProps4.xml><?xml version="1.0" encoding="utf-8"?>
 <ds:datastoreItem xmlns:ds="http://schemas.openxmlformats.org/officeDocument/2006/customXml" ds:itemID="{FE1C2667-5BB4-4ACB-96B7-BA13F959B6BC}">
   <ds:schemaRefs>
     <ds:schemaRef ds:uri="http://schemas.openxmlformats.org/officeDocument/2006/bibliography"/>
   </ds:schemaRefs>
 </ds:datastoreItem>
-</file>
-
-<file path=customXml/itemProps2.xml><?xml version="1.0" encoding="utf-8"?>
-<ds:datastoreItem xmlns:ds="http://schemas.openxmlformats.org/officeDocument/2006/customXml" ds:itemID="{CC20D0BB-964B-4E79-8CD3-77C92F66042C}"/>
-</file>
-
-<file path=customXml/itemProps3.xml><?xml version="1.0" encoding="utf-8"?>
-<ds:datastoreItem xmlns:ds="http://schemas.openxmlformats.org/officeDocument/2006/customXml" ds:itemID="{5A33932E-EB3B-4145-89CA-C2D5095D68BF}"/>
-</file>
-
-<file path=customXml/itemProps4.xml><?xml version="1.0" encoding="utf-8"?>
-<ds:datastoreItem xmlns:ds="http://schemas.openxmlformats.org/officeDocument/2006/customXml" ds:itemID="{681E753A-AAC5-46E2-8D6D-DD7D3067DEF3}"/>
 </file>